--- a/templates/barangay-clearance.docx
+++ b/templates/barangay-clearance.docx
@@ -12,7 +12,7 @@
         <mc:AlternateContent>
           <mc:Choice Requires="wps">
             <w:drawing>
-              <wp:anchor distT="0" distB="0" distL="0" distR="0" simplePos="0" relativeHeight="128" behindDoc="0" locked="0" layoutInCell="1" allowOverlap="1">
+              <wp:anchor distT="0" distB="0" distL="0" distR="0" simplePos="0" relativeHeight="129" behindDoc="0" locked="0" layoutInCell="1" allowOverlap="1">
                 <wp:simplePos x="0" y="0"/>
                 <wp:positionH relativeFrom="column">
                   <wp:posOffset>381000</wp:posOffset>
@@ -57,7 +57,7 @@
                         <w:txbxContent>
                           <w:p>
                             <w:pPr>
-                              <w:pStyle w:val="FrameContents"/>
+                              <w:pStyle w:val="FrameContentsuser"/>
                               <w:spacing w:before="0" w:after="160"/>
                               <w:jc w:val="center"/>
                               <w:rPr>
@@ -98,7 +98,7 @@
                   <w:txbxContent>
                     <w:p>
                       <w:pPr>
-                        <w:pStyle w:val="FrameContents"/>
+                        <w:pStyle w:val="FrameContentsuser"/>
                         <w:spacing w:before="0" w:after="160"/>
                         <w:jc w:val="center"/>
                         <w:rPr>
@@ -129,7 +129,7 @@
         <mc:AlternateContent>
           <mc:Choice Requires="wps">
             <w:drawing>
-              <wp:anchor distT="38100" distB="47625" distL="38100" distR="47625" simplePos="0" relativeHeight="130" behindDoc="0" locked="0" layoutInCell="1" allowOverlap="1">
+              <wp:anchor distT="34925" distB="34925" distL="35560" distR="34290" simplePos="0" relativeHeight="131" behindDoc="0" locked="0" layoutInCell="1" allowOverlap="1">
                 <wp:simplePos x="0" y="0"/>
                 <wp:positionH relativeFrom="column">
                   <wp:posOffset>-47625</wp:posOffset>
@@ -177,7 +177,7 @@
                         <w:txbxContent>
                           <w:p>
                             <w:pPr>
-                              <w:pStyle w:val="FrameContents"/>
+                              <w:pStyle w:val="FrameContentsuser"/>
                               <w:jc w:val="center"/>
                               <w:rPr>
                                 <w:rFonts w:ascii="Times New Roman" w:hAnsi="Times New Roman" w:cs="Times New Roman"/>
@@ -197,7 +197,7 @@
                           </w:p>
                           <w:p>
                             <w:pPr>
-                              <w:pStyle w:val="FrameContents"/>
+                              <w:pStyle w:val="FrameContentsuser"/>
                               <w:jc w:val="center"/>
                               <w:rPr>
                                 <w:rFonts w:ascii="Times New Roman" w:hAnsi="Times New Roman" w:cs="Times New Roman"/>
@@ -216,7 +216,7 @@
                           </w:p>
                           <w:p>
                             <w:pPr>
-                              <w:pStyle w:val="FrameContents"/>
+                              <w:pStyle w:val="FrameContentsuser"/>
                               <w:rPr>
                                 <w:rFonts w:ascii="Arial" w:hAnsi="Arial" w:cs="Arial"/>
                               </w:rPr>
@@ -231,7 +231,7 @@
                           </w:p>
                           <w:p>
                             <w:pPr>
-                              <w:pStyle w:val="FrameContents"/>
+                              <w:pStyle w:val="FrameContentsuser"/>
                               <w:ind w:firstLine="720"/>
                               <w:rPr>
                                 <w:rFonts w:ascii="Arial" w:hAnsi="Arial" w:cs="Arial"/>
@@ -247,7 +247,7 @@
                           </w:p>
                           <w:p>
                             <w:pPr>
-                              <w:pStyle w:val="FrameContents"/>
+                              <w:pStyle w:val="FrameContentsuser"/>
                               <w:ind w:firstLine="720"/>
                               <w:rPr>
                                 <w:color w:val="000000"/>
@@ -261,7 +261,7 @@
                           </w:p>
                           <w:p>
                             <w:pPr>
-                              <w:pStyle w:val="FrameContents"/>
+                              <w:pStyle w:val="FrameContentsuser"/>
                               <w:rPr/>
                             </w:pPr>
                             <w:r>
@@ -287,7 +287,7 @@
                           </w:p>
                           <w:p>
                             <w:pPr>
-                              <w:pStyle w:val="FrameContents"/>
+                              <w:pStyle w:val="FrameContentsuser"/>
                               <w:ind w:firstLine="720"/>
                               <w:rPr>
                                 <w:rFonts w:ascii="Arial" w:hAnsi="Arial" w:cs="Arial"/>
@@ -302,7 +302,7 @@
                           </w:p>
                           <w:p>
                             <w:pPr>
-                              <w:pStyle w:val="FrameContents"/>
+                              <w:pStyle w:val="FrameContentsuser"/>
                               <w:ind w:firstLine="720"/>
                               <w:rPr>
                                 <w:rFonts w:ascii="Arial" w:hAnsi="Arial" w:cs="Arial"/>
@@ -325,7 +325,7 @@
                           </w:p>
                           <w:p>
                             <w:pPr>
-                              <w:pStyle w:val="FrameContents"/>
+                              <w:pStyle w:val="FrameContentsuser"/>
                               <w:ind w:firstLine="720"/>
                               <w:rPr>
                                 <w:rFonts w:ascii="Arial" w:hAnsi="Arial" w:cs="Arial"/>
@@ -340,7 +340,7 @@
                           </w:p>
                           <w:p>
                             <w:pPr>
-                              <w:pStyle w:val="FrameContents"/>
+                              <w:pStyle w:val="FrameContentsuser"/>
                               <w:ind w:firstLine="720"/>
                               <w:rPr>
                                 <w:rFonts w:ascii="Arial" w:hAnsi="Arial" w:cs="Arial"/>
@@ -363,7 +363,7 @@
                           </w:p>
                           <w:p>
                             <w:pPr>
-                              <w:pStyle w:val="FrameContents"/>
+                              <w:pStyle w:val="FrameContentsuser"/>
                               <w:ind w:firstLine="720"/>
                               <w:rPr>
                                 <w:rFonts w:ascii="Arial" w:hAnsi="Arial" w:cs="Arial"/>
@@ -378,7 +378,7 @@
                           </w:p>
                           <w:p>
                             <w:pPr>
-                              <w:pStyle w:val="FrameContents"/>
+                              <w:pStyle w:val="FrameContentsuser"/>
                               <w:ind w:firstLine="720"/>
                               <w:rPr>
                                 <w:rFonts w:ascii="Arial" w:hAnsi="Arial" w:cs="Arial"/>
@@ -394,7 +394,7 @@
                           </w:p>
                           <w:p>
                             <w:pPr>
-                              <w:pStyle w:val="FrameContents"/>
+                              <w:pStyle w:val="FrameContentsuser"/>
                               <w:ind w:firstLine="720"/>
                               <w:rPr>
                                 <w:rFonts w:ascii="Arial" w:hAnsi="Arial" w:cs="Arial"/>
@@ -410,7 +410,7 @@
                           </w:p>
                           <w:p>
                             <w:pPr>
-                              <w:pStyle w:val="FrameContents"/>
+                              <w:pStyle w:val="FrameContentsuser"/>
                               <w:ind w:firstLine="720"/>
                               <w:jc w:val="both"/>
                               <w:rPr/>
@@ -424,40 +424,19 @@
                             <w:r>
                               <w:rPr>
                                 <w:color w:val="000000"/>
-                                <w:lang w:val="en-US"/>
-                              </w:rPr>
-                              <w:t>26</w:t>
-                            </w:r>
-                            <w:r>
-                              <w:rPr>
-                                <w:color w:val="000000"/>
-                                <w:vertAlign w:val="superscript"/>
-                              </w:rPr>
-                              <w:t>th</w:t>
-                            </w:r>
-                            <w:r>
-                              <w:rPr>
-                                <w:color w:val="000000"/>
-                              </w:rPr>
-                              <w:t xml:space="preserve"> day of </w:t>
-                            </w:r>
-                            <w:r>
-                              <w:rPr>
-                                <w:color w:val="000000"/>
-                                <w:lang w:val="en-US"/>
-                              </w:rPr>
-                              <w:t xml:space="preserve">March </w:t>
-                            </w:r>
-                            <w:r>
-                              <w:rPr>
-                                <w:color w:val="000000"/>
-                              </w:rPr>
-                              <w:t>2026 at Barangay Biñan, Pagsanjan, Laguna.</w:t>
+                              </w:rPr>
+                              <w:t>${formattedDate}</w:t>
+                            </w:r>
+                            <w:r>
+                              <w:rPr>
+                                <w:color w:val="000000"/>
+                              </w:rPr>
+                              <w:t xml:space="preserve"> at Barangay Biñan, Pagsanjan, Laguna.</w:t>
                             </w:r>
                           </w:p>
                           <w:p>
                             <w:pPr>
-                              <w:pStyle w:val="FrameContents"/>
+                              <w:pStyle w:val="FrameContentsuser"/>
                               <w:ind w:firstLine="720"/>
                               <w:jc w:val="both"/>
                               <w:rPr>
@@ -472,7 +451,7 @@
                           </w:p>
                           <w:p>
                             <w:pPr>
-                              <w:pStyle w:val="FrameContents"/>
+                              <w:pStyle w:val="FrameContentsuser"/>
                               <w:ind w:firstLine="720"/>
                               <w:jc w:val="both"/>
                               <w:rPr>
@@ -487,7 +466,7 @@
                           </w:p>
                           <w:p>
                             <w:pPr>
-                              <w:pStyle w:val="FrameContents"/>
+                              <w:pStyle w:val="FrameContentsuser"/>
                               <w:ind w:firstLine="720"/>
                               <w:rPr>
                                 <w:rFonts w:ascii="Arial" w:hAnsi="Arial" w:cs="Arial"/>
@@ -502,7 +481,7 @@
                           </w:p>
                           <w:p>
                             <w:pPr>
-                              <w:pStyle w:val="FrameContents"/>
+                              <w:pStyle w:val="FrameContentsuser"/>
                               <w:ind w:firstLine="720"/>
                               <w:rPr>
                                 <w:rFonts w:ascii="Arial" w:hAnsi="Arial" w:cs="Arial"/>
@@ -517,7 +496,7 @@
                           </w:p>
                           <w:p>
                             <w:pPr>
-                              <w:pStyle w:val="FrameContents"/>
+                              <w:pStyle w:val="FrameContentsuser"/>
                               <w:rPr>
                                 <w:rFonts w:ascii="Arial" w:hAnsi="Arial" w:cs="Arial"/>
                               </w:rPr>
@@ -531,7 +510,7 @@
                           </w:p>
                           <w:p>
                             <w:pPr>
-                              <w:pStyle w:val="FrameContents"/>
+                              <w:pStyle w:val="FrameContentsuser"/>
                               <w:spacing w:lineRule="auto" w:line="240" w:before="0" w:after="0"/>
                               <w:ind w:firstLine="720"/>
                               <w:rPr>
@@ -548,7 +527,7 @@
                           </w:p>
                           <w:p>
                             <w:pPr>
-                              <w:pStyle w:val="FrameContents"/>
+                              <w:pStyle w:val="FrameContentsuser"/>
                               <w:spacing w:lineRule="auto" w:line="240" w:before="0" w:after="0"/>
                               <w:ind w:firstLine="720"/>
                               <w:rPr>
@@ -579,7 +558,7 @@
                           </w:p>
                           <w:p>
                             <w:pPr>
-                              <w:pStyle w:val="FrameContents"/>
+                              <w:pStyle w:val="FrameContentsuser"/>
                               <w:spacing w:lineRule="auto" w:line="240" w:before="0" w:after="0"/>
                               <w:ind w:firstLine="720"/>
                               <w:rPr>
@@ -597,7 +576,7 @@
                           </w:p>
                           <w:p>
                             <w:pPr>
-                              <w:pStyle w:val="FrameContents"/>
+                              <w:pStyle w:val="FrameContentsuser"/>
                               <w:spacing w:lineRule="auto" w:line="240" w:before="0" w:after="0"/>
                               <w:jc w:val="center"/>
                               <w:rPr>
@@ -630,7 +609,7 @@
                           </w:p>
                           <w:p>
                             <w:pPr>
-                              <w:pStyle w:val="FrameContents"/>
+                              <w:pStyle w:val="FrameContentsuser"/>
                               <w:spacing w:lineRule="auto" w:line="240" w:before="0" w:after="0"/>
                               <w:jc w:val="center"/>
                               <w:rPr>
@@ -673,7 +652,7 @@
                   <w:txbxContent>
                     <w:p>
                       <w:pPr>
-                        <w:pStyle w:val="FrameContents"/>
+                        <w:pStyle w:val="FrameContentsuser"/>
                         <w:jc w:val="center"/>
                         <w:rPr>
                           <w:rFonts w:ascii="Times New Roman" w:hAnsi="Times New Roman" w:cs="Times New Roman"/>
@@ -693,7 +672,7 @@
                     </w:p>
                     <w:p>
                       <w:pPr>
-                        <w:pStyle w:val="FrameContents"/>
+                        <w:pStyle w:val="FrameContentsuser"/>
                         <w:jc w:val="center"/>
                         <w:rPr>
                           <w:rFonts w:ascii="Times New Roman" w:hAnsi="Times New Roman" w:cs="Times New Roman"/>
@@ -712,7 +691,7 @@
                     </w:p>
                     <w:p>
                       <w:pPr>
-                        <w:pStyle w:val="FrameContents"/>
+                        <w:pStyle w:val="FrameContentsuser"/>
                         <w:rPr>
                           <w:rFonts w:ascii="Arial" w:hAnsi="Arial" w:cs="Arial"/>
                         </w:rPr>
@@ -727,7 +706,7 @@
                     </w:p>
                     <w:p>
                       <w:pPr>
-                        <w:pStyle w:val="FrameContents"/>
+                        <w:pStyle w:val="FrameContentsuser"/>
                         <w:ind w:firstLine="720"/>
                         <w:rPr>
                           <w:rFonts w:ascii="Arial" w:hAnsi="Arial" w:cs="Arial"/>
@@ -743,7 +722,7 @@
                     </w:p>
                     <w:p>
                       <w:pPr>
-                        <w:pStyle w:val="FrameContents"/>
+                        <w:pStyle w:val="FrameContentsuser"/>
                         <w:ind w:firstLine="720"/>
                         <w:rPr>
                           <w:color w:val="000000"/>
@@ -757,7 +736,7 @@
                     </w:p>
                     <w:p>
                       <w:pPr>
-                        <w:pStyle w:val="FrameContents"/>
+                        <w:pStyle w:val="FrameContentsuser"/>
                         <w:rPr/>
                       </w:pPr>
                       <w:r>
@@ -783,7 +762,7 @@
                     </w:p>
                     <w:p>
                       <w:pPr>
-                        <w:pStyle w:val="FrameContents"/>
+                        <w:pStyle w:val="FrameContentsuser"/>
                         <w:ind w:firstLine="720"/>
                         <w:rPr>
                           <w:rFonts w:ascii="Arial" w:hAnsi="Arial" w:cs="Arial"/>
@@ -798,7 +777,7 @@
                     </w:p>
                     <w:p>
                       <w:pPr>
-                        <w:pStyle w:val="FrameContents"/>
+                        <w:pStyle w:val="FrameContentsuser"/>
                         <w:ind w:firstLine="720"/>
                         <w:rPr>
                           <w:rFonts w:ascii="Arial" w:hAnsi="Arial" w:cs="Arial"/>
@@ -821,7 +800,7 @@
                     </w:p>
                     <w:p>
                       <w:pPr>
-                        <w:pStyle w:val="FrameContents"/>
+                        <w:pStyle w:val="FrameContentsuser"/>
                         <w:ind w:firstLine="720"/>
                         <w:rPr>
                           <w:rFonts w:ascii="Arial" w:hAnsi="Arial" w:cs="Arial"/>
@@ -836,7 +815,7 @@
                     </w:p>
                     <w:p>
                       <w:pPr>
-                        <w:pStyle w:val="FrameContents"/>
+                        <w:pStyle w:val="FrameContentsuser"/>
                         <w:ind w:firstLine="720"/>
                         <w:rPr>
                           <w:rFonts w:ascii="Arial" w:hAnsi="Arial" w:cs="Arial"/>
@@ -859,7 +838,7 @@
                     </w:p>
                     <w:p>
                       <w:pPr>
-                        <w:pStyle w:val="FrameContents"/>
+                        <w:pStyle w:val="FrameContentsuser"/>
                         <w:ind w:firstLine="720"/>
                         <w:rPr>
                           <w:rFonts w:ascii="Arial" w:hAnsi="Arial" w:cs="Arial"/>
@@ -874,7 +853,7 @@
                     </w:p>
                     <w:p>
                       <w:pPr>
-                        <w:pStyle w:val="FrameContents"/>
+                        <w:pStyle w:val="FrameContentsuser"/>
                         <w:ind w:firstLine="720"/>
                         <w:rPr>
                           <w:rFonts w:ascii="Arial" w:hAnsi="Arial" w:cs="Arial"/>
@@ -890,7 +869,7 @@
                     </w:p>
                     <w:p>
                       <w:pPr>
-                        <w:pStyle w:val="FrameContents"/>
+                        <w:pStyle w:val="FrameContentsuser"/>
                         <w:ind w:firstLine="720"/>
                         <w:rPr>
                           <w:rFonts w:ascii="Arial" w:hAnsi="Arial" w:cs="Arial"/>
@@ -906,7 +885,7 @@
                     </w:p>
                     <w:p>
                       <w:pPr>
-                        <w:pStyle w:val="FrameContents"/>
+                        <w:pStyle w:val="FrameContentsuser"/>
                         <w:ind w:firstLine="720"/>
                         <w:jc w:val="both"/>
                         <w:rPr/>
@@ -920,40 +899,19 @@
                       <w:r>
                         <w:rPr>
                           <w:color w:val="000000"/>
-                          <w:lang w:val="en-US"/>
-                        </w:rPr>
-                        <w:t>26</w:t>
+                        </w:rPr>
+                        <w:t>${formattedDate}</w:t>
                       </w:r>
                       <w:r>
                         <w:rPr>
                           <w:color w:val="000000"/>
-                          <w:vertAlign w:val="superscript"/>
-                        </w:rPr>
-                        <w:t>th</w:t>
-                      </w:r>
-                      <w:r>
-                        <w:rPr>
-                          <w:color w:val="000000"/>
-                        </w:rPr>
-                        <w:t xml:space="preserve"> day of </w:t>
-                      </w:r>
-                      <w:r>
-                        <w:rPr>
-                          <w:color w:val="000000"/>
-                          <w:lang w:val="en-US"/>
-                        </w:rPr>
-                        <w:t xml:space="preserve">March </w:t>
-                      </w:r>
-                      <w:r>
-                        <w:rPr>
-                          <w:color w:val="000000"/>
-                        </w:rPr>
-                        <w:t>2026 at Barangay Biñan, Pagsanjan, Laguna.</w:t>
+                        </w:rPr>
+                        <w:t xml:space="preserve"> at Barangay Biñan, Pagsanjan, Laguna.</w:t>
                       </w:r>
                     </w:p>
                     <w:p>
                       <w:pPr>
-                        <w:pStyle w:val="FrameContents"/>
+                        <w:pStyle w:val="FrameContentsuser"/>
                         <w:ind w:firstLine="720"/>
                         <w:jc w:val="both"/>
                         <w:rPr>
@@ -968,7 +926,7 @@
                     </w:p>
                     <w:p>
                       <w:pPr>
-                        <w:pStyle w:val="FrameContents"/>
+                        <w:pStyle w:val="FrameContentsuser"/>
                         <w:ind w:firstLine="720"/>
                         <w:jc w:val="both"/>
                         <w:rPr>
@@ -983,7 +941,7 @@
                     </w:p>
                     <w:p>
                       <w:pPr>
-                        <w:pStyle w:val="FrameContents"/>
+                        <w:pStyle w:val="FrameContentsuser"/>
                         <w:ind w:firstLine="720"/>
                         <w:rPr>
                           <w:rFonts w:ascii="Arial" w:hAnsi="Arial" w:cs="Arial"/>
@@ -998,7 +956,7 @@
                     </w:p>
                     <w:p>
                       <w:pPr>
-                        <w:pStyle w:val="FrameContents"/>
+                        <w:pStyle w:val="FrameContentsuser"/>
                         <w:ind w:firstLine="720"/>
                         <w:rPr>
                           <w:rFonts w:ascii="Arial" w:hAnsi="Arial" w:cs="Arial"/>
@@ -1013,7 +971,7 @@
                     </w:p>
                     <w:p>
                       <w:pPr>
-                        <w:pStyle w:val="FrameContents"/>
+                        <w:pStyle w:val="FrameContentsuser"/>
                         <w:rPr>
                           <w:rFonts w:ascii="Arial" w:hAnsi="Arial" w:cs="Arial"/>
                         </w:rPr>
@@ -1027,7 +985,7 @@
                     </w:p>
                     <w:p>
                       <w:pPr>
-                        <w:pStyle w:val="FrameContents"/>
+                        <w:pStyle w:val="FrameContentsuser"/>
                         <w:spacing w:lineRule="auto" w:line="240" w:before="0" w:after="0"/>
                         <w:ind w:firstLine="720"/>
                         <w:rPr>
@@ -1044,7 +1002,7 @@
                     </w:p>
                     <w:p>
                       <w:pPr>
-                        <w:pStyle w:val="FrameContents"/>
+                        <w:pStyle w:val="FrameContentsuser"/>
                         <w:spacing w:lineRule="auto" w:line="240" w:before="0" w:after="0"/>
                         <w:ind w:firstLine="720"/>
                         <w:rPr>
@@ -1075,7 +1033,7 @@
                     </w:p>
                     <w:p>
                       <w:pPr>
-                        <w:pStyle w:val="FrameContents"/>
+                        <w:pStyle w:val="FrameContentsuser"/>
                         <w:spacing w:lineRule="auto" w:line="240" w:before="0" w:after="0"/>
                         <w:ind w:firstLine="720"/>
                         <w:rPr>
@@ -1093,7 +1051,7 @@
                     </w:p>
                     <w:p>
                       <w:pPr>
-                        <w:pStyle w:val="FrameContents"/>
+                        <w:pStyle w:val="FrameContentsuser"/>
                         <w:spacing w:lineRule="auto" w:line="240" w:before="0" w:after="0"/>
                         <w:jc w:val="center"/>
                         <w:rPr>
@@ -1126,7 +1084,7 @@
                     </w:p>
                     <w:p>
                       <w:pPr>
-                        <w:pStyle w:val="FrameContents"/>
+                        <w:pStyle w:val="FrameContentsuser"/>
                         <w:spacing w:lineRule="auto" w:line="240" w:before="0" w:after="0"/>
                         <w:jc w:val="center"/>
                         <w:rPr>
@@ -1159,18 +1117,18 @@
         <mc:AlternateContent>
           <mc:Choice Requires="wps">
             <w:drawing>
-              <wp:anchor distT="0" distB="19050" distL="0" distR="9525" simplePos="0" relativeHeight="132" behindDoc="0" locked="0" layoutInCell="1" allowOverlap="1">
+              <wp:anchor distT="3175" distB="3175" distL="3810" distR="2540" simplePos="0" relativeHeight="133" behindDoc="0" locked="0" layoutInCell="1" allowOverlap="1">
                 <wp:simplePos x="0" y="0"/>
                 <wp:positionH relativeFrom="column">
-                  <wp:posOffset>323850</wp:posOffset>
+                  <wp:posOffset>5343525</wp:posOffset>
                 </wp:positionH>
                 <wp:positionV relativeFrom="paragraph">
-                  <wp:posOffset>-4906010</wp:posOffset>
+                  <wp:posOffset>-5754370</wp:posOffset>
                 </wp:positionV>
-                <wp:extent cx="4543425" cy="635"/>
-                <wp:effectExtent l="0" t="9525" r="635" b="9525"/>
+                <wp:extent cx="1133475" cy="1076325"/>
+                <wp:effectExtent l="3810" t="3175" r="2540" b="3175"/>
                 <wp:wrapNone/>
-                <wp:docPr id="3" name="Straight Connector 16"/>
+                <wp:docPr id="3" name="Text Box 20"/>
                 <a:graphic xmlns:a="http://schemas.openxmlformats.org/drawingml/2006/main">
                   <a:graphicData uri="http://schemas.microsoft.com/office/word/2010/wordprocessingShape">
                     <wps:wsp>
@@ -1178,7 +1136,1447 @@
                       <wps:spPr>
                         <a:xfrm>
                           <a:off x="0" y="0"/>
-                          <a:ext cx="4543560" cy="720"/>
+                          <a:ext cx="1133640" cy="1076400"/>
+                        </a:xfrm>
+                        <a:prstGeom prst="rect">
+                          <a:avLst/>
+                        </a:prstGeom>
+                        <a:solidFill>
+                          <a:schemeClr val="lt1"/>
+                        </a:solidFill>
+                        <a:ln w="6350">
+                          <a:solidFill>
+                            <a:srgbClr val="000000"/>
+                          </a:solidFill>
+                          <a:round/>
+                        </a:ln>
+                      </wps:spPr>
+                      <wps:style>
+                        <a:lnRef idx="0">
+                          <a:schemeClr val="accent1"/>
+                        </a:lnRef>
+                        <a:fillRef idx="0">
+                          <a:schemeClr val="accent1"/>
+                        </a:fillRef>
+                        <a:effectRef idx="0">
+                          <a:schemeClr val="accent1"/>
+                        </a:effectRef>
+                        <a:fontRef idx="minor"/>
+                      </wps:style>
+                      <wps:txbx>
+                        <w:txbxContent>
+                          <w:p>
+                            <w:pPr>
+                              <w:pStyle w:val="FrameContentsuser"/>
+                              <w:spacing w:before="0" w:after="160"/>
+                              <w:rPr>
+                                <w:color w:val="000000"/>
+                              </w:rPr>
+                            </w:pPr>
+                            <w:r>
+                              <w:rPr>
+                                <w:color w:val="000000"/>
+                              </w:rPr>
+                            </w:r>
+                          </w:p>
+                        </w:txbxContent>
+                      </wps:txbx>
+                      <wps:bodyPr anchor="t">
+                        <a:noAutofit/>
+                      </wps:bodyPr>
+                    </wps:wsp>
+                  </a:graphicData>
+                </a:graphic>
+              </wp:anchor>
+            </w:drawing>
+          </mc:Choice>
+          <mc:Fallback>
+            <w:pict>
+              <v:rect id="shape_0" fillcolor="white" stroked="t" o:allowincell="f" style="position:absolute;margin-left:420.75pt;margin-top:-453.1pt;width:89.2pt;height:84.7pt;mso-wrap-style:none;v-text-anchor:middle">
+                <v:fill o:detectmouseclick="t" type="solid" color2="black"/>
+                <v:stroke color="black" weight="6480" joinstyle="round" endcap="flat"/>
+                <v:textbox>
+                  <w:txbxContent>
+                    <w:p>
+                      <w:pPr>
+                        <w:pStyle w:val="FrameContentsuser"/>
+                        <w:spacing w:before="0" w:after="160"/>
+                        <w:rPr>
+                          <w:color w:val="000000"/>
+                        </w:rPr>
+                      </w:pPr>
+                      <w:r>
+                        <w:rPr>
+                          <w:color w:val="000000"/>
+                        </w:rPr>
+                      </w:r>
+                    </w:p>
+                  </w:txbxContent>
+                </v:textbox>
+                <w10:wrap type="none"/>
+              </v:rect>
+            </w:pict>
+          </mc:Fallback>
+        </mc:AlternateContent>
+        <mc:AlternateContent>
+          <mc:Choice Requires="wps">
+            <w:drawing>
+              <wp:anchor distT="0" distB="0" distL="0" distR="0" simplePos="0" relativeHeight="135" behindDoc="0" locked="0" layoutInCell="1" allowOverlap="1">
+                <wp:simplePos x="0" y="0"/>
+                <wp:positionH relativeFrom="column">
+                  <wp:posOffset>233045</wp:posOffset>
+                </wp:positionH>
+                <wp:positionV relativeFrom="paragraph">
+                  <wp:posOffset>-5752465</wp:posOffset>
+                </wp:positionV>
+                <wp:extent cx="4707890" cy="381000"/>
+                <wp:effectExtent l="0" t="0" r="0" b="0"/>
+                <wp:wrapNone/>
+                <wp:docPr id="4" name="Text Box 22"/>
+                <a:graphic xmlns:a="http://schemas.openxmlformats.org/drawingml/2006/main">
+                  <a:graphicData uri="http://schemas.microsoft.com/office/word/2010/wordprocessingShape">
+                    <wps:wsp>
+                      <wps:cNvSpPr/>
+                      <wps:spPr>
+                        <a:xfrm>
+                          <a:off x="0" y="0"/>
+                          <a:ext cx="4707720" cy="380880"/>
+                        </a:xfrm>
+                        <a:prstGeom prst="rect">
+                          <a:avLst/>
+                        </a:prstGeom>
+                        <a:noFill/>
+                        <a:ln w="6350">
+                          <a:noFill/>
+                        </a:ln>
+                      </wps:spPr>
+                      <wps:style>
+                        <a:lnRef idx="0">
+                          <a:schemeClr val="accent1"/>
+                        </a:lnRef>
+                        <a:fillRef idx="0">
+                          <a:schemeClr val="accent1"/>
+                        </a:fillRef>
+                        <a:effectRef idx="0">
+                          <a:schemeClr val="accent1"/>
+                        </a:effectRef>
+                        <a:fontRef idx="minor"/>
+                      </wps:style>
+                      <wps:txbx>
+                        <w:txbxContent>
+                          <w:p>
+                            <w:pPr>
+                              <w:pStyle w:val="FrameContentsuser"/>
+                              <w:jc w:val="center"/>
+                              <w:rPr>
+                                <w:rFonts w:ascii="Arial Black" w:hAnsi="Arial Black"/>
+                                <w:sz w:val="28"/>
+                                <w:szCs w:val="28"/>
+                                <w:lang w:val="en-US"/>
+                                <w14:textOutline w14:w="9525" w14:cap="rnd" w14:cmpd="sng" w14:algn="ctr">
+                                  <w14:solidFill>
+                                    <w14:srgbClr w14:val="000000"/>
+                                  </w14:solidFill>
+                                  <w14:prstDash w14:val="solid"/>
+                                  <w14:bevel/>
+                                </w14:textOutline>
+                              </w:rPr>
+                            </w:pPr>
+                            <w:r>
+                              <w:rPr>
+                                <w:rFonts w:ascii="Arial Black" w:hAnsi="Arial Black"/>
+                                <w:color w:val="000000"/>
+                                <w:sz w:val="28"/>
+                                <w:szCs w:val="28"/>
+                                <w:lang w:val="en-US"/>
+                                <w14:textOutline w14:w="9525" w14:cap="rnd" w14:cmpd="sng" w14:algn="ctr">
+                                  <w14:solidFill>
+                                    <w14:srgbClr w14:val="000000"/>
+                                  </w14:solidFill>
+                                  <w14:prstDash w14:val="solid"/>
+                                  <w14:bevel/>
+                                </w14:textOutline>
+                              </w:rPr>
+                              <w:t>${name}</w:t>
+                            </w:r>
+                          </w:p>
+                          <w:p>
+                            <w:pPr>
+                              <w:pStyle w:val="FrameContentsuser"/>
+                              <w:spacing w:before="0" w:after="160"/>
+                              <w:jc w:val="center"/>
+                              <w:rPr>
+                                <w:rFonts w:ascii="Arial Black" w:hAnsi="Arial Black"/>
+                                <w:sz w:val="28"/>
+                                <w:szCs w:val="28"/>
+                                <w:lang w:val="en-US"/>
+                                <w14:textOutline w14:w="9525" w14:cap="rnd" w14:cmpd="sng" w14:algn="ctr">
+                                  <w14:solidFill>
+                                    <w14:srgbClr w14:val="000000"/>
+                                  </w14:solidFill>
+                                  <w14:prstDash w14:val="solid"/>
+                                  <w14:bevel/>
+                                </w14:textOutline>
+                              </w:rPr>
+                            </w:pPr>
+                            <w:r>
+                              <w:rPr>
+                                <w:color w:val="000000"/>
+                              </w:rPr>
+                            </w:r>
+                          </w:p>
+                        </w:txbxContent>
+                      </wps:txbx>
+                      <wps:bodyPr anchor="t">
+                        <a:noAutofit/>
+                      </wps:bodyPr>
+                    </wps:wsp>
+                  </a:graphicData>
+                </a:graphic>
+              </wp:anchor>
+            </w:drawing>
+          </mc:Choice>
+          <mc:Fallback>
+            <w:pict>
+              <v:rect id="shape_0" stroked="f" o:allowincell="f" style="position:absolute;margin-left:18.35pt;margin-top:-452.95pt;width:370.65pt;height:29.95pt;mso-wrap-style:square;v-text-anchor:top">
+                <v:fill o:detectmouseclick="t" on="false"/>
+                <v:stroke color="#3465a4" weight="6480" joinstyle="round" endcap="flat"/>
+                <v:textbox>
+                  <w:txbxContent>
+                    <w:p>
+                      <w:pPr>
+                        <w:pStyle w:val="FrameContentsuser"/>
+                        <w:jc w:val="center"/>
+                        <w:rPr>
+                          <w:rFonts w:ascii="Arial Black" w:hAnsi="Arial Black"/>
+                          <w:sz w:val="28"/>
+                          <w:szCs w:val="28"/>
+                          <w:lang w:val="en-US"/>
+                          <w14:textOutline w14:w="9525" w14:cap="rnd" w14:cmpd="sng" w14:algn="ctr">
+                            <w14:solidFill>
+                              <w14:srgbClr w14:val="000000"/>
+                            </w14:solidFill>
+                            <w14:prstDash w14:val="solid"/>
+                            <w14:bevel/>
+                          </w14:textOutline>
+                        </w:rPr>
+                      </w:pPr>
+                      <w:r>
+                        <w:rPr>
+                          <w:rFonts w:ascii="Arial Black" w:hAnsi="Arial Black"/>
+                          <w:color w:val="000000"/>
+                          <w:sz w:val="28"/>
+                          <w:szCs w:val="28"/>
+                          <w:lang w:val="en-US"/>
+                          <w14:textOutline w14:w="9525" w14:cap="rnd" w14:cmpd="sng" w14:algn="ctr">
+                            <w14:solidFill>
+                              <w14:srgbClr w14:val="000000"/>
+                            </w14:solidFill>
+                            <w14:prstDash w14:val="solid"/>
+                            <w14:bevel/>
+                          </w14:textOutline>
+                        </w:rPr>
+                        <w:t>${name}</w:t>
+                      </w:r>
+                    </w:p>
+                    <w:p>
+                      <w:pPr>
+                        <w:pStyle w:val="FrameContentsuser"/>
+                        <w:spacing w:before="0" w:after="160"/>
+                        <w:jc w:val="center"/>
+                        <w:rPr>
+                          <w:rFonts w:ascii="Arial Black" w:hAnsi="Arial Black"/>
+                          <w:sz w:val="28"/>
+                          <w:szCs w:val="28"/>
+                          <w:lang w:val="en-US"/>
+                          <w14:textOutline w14:w="9525" w14:cap="rnd" w14:cmpd="sng" w14:algn="ctr">
+                            <w14:solidFill>
+                              <w14:srgbClr w14:val="000000"/>
+                            </w14:solidFill>
+                            <w14:prstDash w14:val="solid"/>
+                            <w14:bevel/>
+                          </w14:textOutline>
+                        </w:rPr>
+                      </w:pPr>
+                      <w:r>
+                        <w:rPr>
+                          <w:color w:val="000000"/>
+                        </w:rPr>
+                      </w:r>
+                    </w:p>
+                  </w:txbxContent>
+                </v:textbox>
+                <w10:wrap type="none"/>
+              </v:rect>
+            </w:pict>
+          </mc:Fallback>
+        </mc:AlternateContent>
+        <mc:AlternateContent>
+          <mc:Choice Requires="wps">
+            <w:drawing>
+              <wp:anchor distT="0" distB="0" distL="0" distR="0" simplePos="0" relativeHeight="137" behindDoc="0" locked="0" layoutInCell="1" allowOverlap="1">
+                <wp:simplePos x="0" y="0"/>
+                <wp:positionH relativeFrom="column">
+                  <wp:posOffset>233045</wp:posOffset>
+                </wp:positionH>
+                <wp:positionV relativeFrom="paragraph">
+                  <wp:posOffset>-5188585</wp:posOffset>
+                </wp:positionV>
+                <wp:extent cx="4445000" cy="381000"/>
+                <wp:effectExtent l="0" t="0" r="0" b="0"/>
+                <wp:wrapNone/>
+                <wp:docPr id="5" name="Text Box 29"/>
+                <a:graphic xmlns:a="http://schemas.openxmlformats.org/drawingml/2006/main">
+                  <a:graphicData uri="http://schemas.microsoft.com/office/word/2010/wordprocessingShape">
+                    <wps:wsp>
+                      <wps:cNvSpPr/>
+                      <wps:spPr>
+                        <a:xfrm>
+                          <a:off x="0" y="0"/>
+                          <a:ext cx="4444920" cy="380880"/>
+                        </a:xfrm>
+                        <a:prstGeom prst="rect">
+                          <a:avLst/>
+                        </a:prstGeom>
+                        <a:noFill/>
+                        <a:ln w="6350">
+                          <a:noFill/>
+                        </a:ln>
+                      </wps:spPr>
+                      <wps:style>
+                        <a:lnRef idx="0">
+                          <a:schemeClr val="accent1"/>
+                        </a:lnRef>
+                        <a:fillRef idx="0">
+                          <a:schemeClr val="accent1"/>
+                        </a:fillRef>
+                        <a:effectRef idx="0">
+                          <a:schemeClr val="accent1"/>
+                        </a:effectRef>
+                        <a:fontRef idx="minor"/>
+                      </wps:style>
+                      <wps:txbx>
+                        <w:txbxContent>
+                          <w:p>
+                            <w:pPr>
+                              <w:pStyle w:val="FrameContentsuser"/>
+                              <w:spacing w:before="0" w:after="160"/>
+                              <w:jc w:val="center"/>
+                              <w:rPr>
+                                <w:rFonts w:ascii="Arial Black" w:hAnsi="Arial Black"/>
+                                <w:sz w:val="28"/>
+                                <w:szCs w:val="28"/>
+                                <w:lang w:val="en-US"/>
+                                <w14:textOutline w14:w="9525" w14:cap="rnd" w14:cmpd="sng" w14:algn="ctr">
+                                  <w14:solidFill>
+                                    <w14:srgbClr w14:val="000000"/>
+                                  </w14:solidFill>
+                                  <w14:prstDash w14:val="solid"/>
+                                  <w14:bevel/>
+                                </w14:textOutline>
+                              </w:rPr>
+                            </w:pPr>
+                            <w:r>
+                              <w:rPr>
+                                <w:rFonts w:ascii="Arial Black" w:hAnsi="Arial Black"/>
+                                <w:color w:val="000000"/>
+                                <w:sz w:val="28"/>
+                                <w:szCs w:val="28"/>
+                                <w:lang w:val="en-US"/>
+                                <w14:textOutline w14:w="9525" w14:cap="rnd" w14:cmpd="sng" w14:algn="ctr">
+                                  <w14:solidFill>
+                                    <w14:srgbClr w14:val="000000"/>
+                                  </w14:solidFill>
+                                  <w14:prstDash w14:val="solid"/>
+                                  <w14:bevel/>
+                                </w14:textOutline>
+                              </w:rPr>
+                              <w:t>Pagsanjan, Laguna ${address}</w:t>
+                            </w:r>
+                          </w:p>
+                        </w:txbxContent>
+                      </wps:txbx>
+                      <wps:bodyPr anchor="t">
+                        <a:noAutofit/>
+                      </wps:bodyPr>
+                    </wps:wsp>
+                  </a:graphicData>
+                </a:graphic>
+              </wp:anchor>
+            </w:drawing>
+          </mc:Choice>
+          <mc:Fallback>
+            <w:pict>
+              <v:rect id="shape_0" stroked="f" o:allowincell="f" style="position:absolute;margin-left:18.35pt;margin-top:-408.55pt;width:349.95pt;height:29.95pt;mso-wrap-style:square;v-text-anchor:top">
+                <v:fill o:detectmouseclick="t" on="false"/>
+                <v:stroke color="#3465a4" weight="6480" joinstyle="round" endcap="flat"/>
+                <v:textbox>
+                  <w:txbxContent>
+                    <w:p>
+                      <w:pPr>
+                        <w:pStyle w:val="FrameContentsuser"/>
+                        <w:spacing w:before="0" w:after="160"/>
+                        <w:jc w:val="center"/>
+                        <w:rPr>
+                          <w:rFonts w:ascii="Arial Black" w:hAnsi="Arial Black"/>
+                          <w:sz w:val="28"/>
+                          <w:szCs w:val="28"/>
+                          <w:lang w:val="en-US"/>
+                          <w14:textOutline w14:w="9525" w14:cap="rnd" w14:cmpd="sng" w14:algn="ctr">
+                            <w14:solidFill>
+                              <w14:srgbClr w14:val="000000"/>
+                            </w14:solidFill>
+                            <w14:prstDash w14:val="solid"/>
+                            <w14:bevel/>
+                          </w14:textOutline>
+                        </w:rPr>
+                      </w:pPr>
+                      <w:r>
+                        <w:rPr>
+                          <w:rFonts w:ascii="Arial Black" w:hAnsi="Arial Black"/>
+                          <w:color w:val="000000"/>
+                          <w:sz w:val="28"/>
+                          <w:szCs w:val="28"/>
+                          <w:lang w:val="en-US"/>
+                          <w14:textOutline w14:w="9525" w14:cap="rnd" w14:cmpd="sng" w14:algn="ctr">
+                            <w14:solidFill>
+                              <w14:srgbClr w14:val="000000"/>
+                            </w14:solidFill>
+                            <w14:prstDash w14:val="solid"/>
+                            <w14:bevel/>
+                          </w14:textOutline>
+                        </w:rPr>
+                        <w:t>Pagsanjan, Laguna ${address}</w:t>
+                      </w:r>
+                    </w:p>
+                  </w:txbxContent>
+                </v:textbox>
+                <w10:wrap type="none"/>
+              </v:rect>
+            </w:pict>
+          </mc:Fallback>
+        </mc:AlternateContent>
+        <mc:AlternateContent>
+          <mc:Choice Requires="wps">
+            <w:drawing>
+              <wp:anchor distT="0" distB="0" distL="0" distR="0" simplePos="0" relativeHeight="139" behindDoc="0" locked="0" layoutInCell="1" allowOverlap="1">
+                <wp:simplePos x="0" y="0"/>
+                <wp:positionH relativeFrom="column">
+                  <wp:posOffset>666750</wp:posOffset>
+                </wp:positionH>
+                <wp:positionV relativeFrom="paragraph">
+                  <wp:posOffset>-4582160</wp:posOffset>
+                </wp:positionV>
+                <wp:extent cx="1533525" cy="381000"/>
+                <wp:effectExtent l="0" t="0" r="0" b="0"/>
+                <wp:wrapNone/>
+                <wp:docPr id="6" name="Text Box 30"/>
+                <a:graphic xmlns:a="http://schemas.openxmlformats.org/drawingml/2006/main">
+                  <a:graphicData uri="http://schemas.microsoft.com/office/word/2010/wordprocessingShape">
+                    <wps:wsp>
+                      <wps:cNvSpPr/>
+                      <wps:spPr>
+                        <a:xfrm>
+                          <a:off x="0" y="0"/>
+                          <a:ext cx="1533600" cy="380880"/>
+                        </a:xfrm>
+                        <a:prstGeom prst="rect">
+                          <a:avLst/>
+                        </a:prstGeom>
+                        <a:noFill/>
+                        <a:ln w="6350">
+                          <a:noFill/>
+                        </a:ln>
+                      </wps:spPr>
+                      <wps:style>
+                        <a:lnRef idx="0">
+                          <a:schemeClr val="accent1"/>
+                        </a:lnRef>
+                        <a:fillRef idx="0">
+                          <a:schemeClr val="accent1"/>
+                        </a:fillRef>
+                        <a:effectRef idx="0">
+                          <a:schemeClr val="accent1"/>
+                        </a:effectRef>
+                        <a:fontRef idx="minor"/>
+                      </wps:style>
+                      <wps:txbx>
+                        <w:txbxContent>
+                          <w:p>
+                            <w:pPr>
+                              <w:pStyle w:val="FrameContentsuser"/>
+                              <w:spacing w:before="0" w:after="160"/>
+                              <w:jc w:val="center"/>
+                              <w:rPr>
+                                <w:rFonts w:ascii="Arial" w:hAnsi="Arial" w:cs="Arial"/>
+                                <w:sz w:val="24"/>
+                                <w:lang w:val="en-US"/>
+                                <w14:textOutline w14:w="9525" w14:cap="rnd" w14:cmpd="sng" w14:algn="ctr">
+                                  <w14:solidFill>
+                                    <w14:srgbClr w14:val="000000"/>
+                                  </w14:solidFill>
+                                  <w14:prstDash w14:val="solid"/>
+                                  <w14:bevel/>
+                                </w14:textOutline>
+                              </w:rPr>
+                            </w:pPr>
+                            <w:r>
+                              <w:rPr>
+                                <w:color w:val="000000"/>
+                              </w:rPr>
+                              <w:t>${birthdate}</w:t>
+                            </w:r>
+                          </w:p>
+                        </w:txbxContent>
+                      </wps:txbx>
+                      <wps:bodyPr anchor="t">
+                        <a:noAutofit/>
+                      </wps:bodyPr>
+                    </wps:wsp>
+                  </a:graphicData>
+                </a:graphic>
+              </wp:anchor>
+            </w:drawing>
+          </mc:Choice>
+          <mc:Fallback>
+            <w:pict>
+              <v:rect id="shape_0" stroked="f" o:allowincell="f" style="position:absolute;margin-left:52.5pt;margin-top:-360.8pt;width:120.7pt;height:29.95pt;mso-wrap-style:square;v-text-anchor:top">
+                <v:fill o:detectmouseclick="t" on="false"/>
+                <v:stroke color="#3465a4" weight="6480" joinstyle="round" endcap="flat"/>
+                <v:textbox>
+                  <w:txbxContent>
+                    <w:p>
+                      <w:pPr>
+                        <w:pStyle w:val="FrameContentsuser"/>
+                        <w:spacing w:before="0" w:after="160"/>
+                        <w:jc w:val="center"/>
+                        <w:rPr>
+                          <w:rFonts w:ascii="Arial" w:hAnsi="Arial" w:cs="Arial"/>
+                          <w:sz w:val="24"/>
+                          <w:lang w:val="en-US"/>
+                          <w14:textOutline w14:w="9525" w14:cap="rnd" w14:cmpd="sng" w14:algn="ctr">
+                            <w14:solidFill>
+                              <w14:srgbClr w14:val="000000"/>
+                            </w14:solidFill>
+                            <w14:prstDash w14:val="solid"/>
+                            <w14:bevel/>
+                          </w14:textOutline>
+                        </w:rPr>
+                      </w:pPr>
+                      <w:r>
+                        <w:rPr>
+                          <w:color w:val="000000"/>
+                        </w:rPr>
+                        <w:t>${birthdate}</w:t>
+                      </w:r>
+                    </w:p>
+                  </w:txbxContent>
+                </v:textbox>
+                <w10:wrap type="none"/>
+              </v:rect>
+            </w:pict>
+          </mc:Fallback>
+        </mc:AlternateContent>
+        <mc:AlternateContent>
+          <mc:Choice Requires="wps">
+            <w:drawing>
+              <wp:anchor distT="0" distB="0" distL="0" distR="0" simplePos="0" relativeHeight="141" behindDoc="0" locked="0" layoutInCell="1" allowOverlap="1">
+                <wp:simplePos x="0" y="0"/>
+                <wp:positionH relativeFrom="column">
+                  <wp:posOffset>3855720</wp:posOffset>
+                </wp:positionH>
+                <wp:positionV relativeFrom="paragraph">
+                  <wp:posOffset>-4582795</wp:posOffset>
+                </wp:positionV>
+                <wp:extent cx="559435" cy="381000"/>
+                <wp:effectExtent l="0" t="0" r="0" b="0"/>
+                <wp:wrapNone/>
+                <wp:docPr id="7" name="Text Box 33"/>
+                <a:graphic xmlns:a="http://schemas.openxmlformats.org/drawingml/2006/main">
+                  <a:graphicData uri="http://schemas.microsoft.com/office/word/2010/wordprocessingShape">
+                    <wps:wsp>
+                      <wps:cNvSpPr/>
+                      <wps:spPr>
+                        <a:xfrm>
+                          <a:off x="0" y="0"/>
+                          <a:ext cx="559440" cy="380880"/>
+                        </a:xfrm>
+                        <a:prstGeom prst="rect">
+                          <a:avLst/>
+                        </a:prstGeom>
+                        <a:noFill/>
+                        <a:ln w="6350">
+                          <a:noFill/>
+                        </a:ln>
+                      </wps:spPr>
+                      <wps:style>
+                        <a:lnRef idx="0">
+                          <a:schemeClr val="accent1"/>
+                        </a:lnRef>
+                        <a:fillRef idx="0">
+                          <a:schemeClr val="accent1"/>
+                        </a:fillRef>
+                        <a:effectRef idx="0">
+                          <a:schemeClr val="accent1"/>
+                        </a:effectRef>
+                        <a:fontRef idx="minor"/>
+                      </wps:style>
+                      <wps:txbx>
+                        <w:txbxContent>
+                          <w:p>
+                            <w:pPr>
+                              <w:pStyle w:val="FrameContentsuser"/>
+                              <w:spacing w:before="0" w:after="160"/>
+                              <w:jc w:val="center"/>
+                              <w:rPr>
+                                <w:rFonts w:ascii="Arial" w:hAnsi="Arial" w:cs="Arial"/>
+                                <w:sz w:val="24"/>
+                                <w:lang w:val="en-US"/>
+                                <w14:textOutline w14:w="9525" w14:cap="rnd" w14:cmpd="sng" w14:algn="ctr">
+                                  <w14:solidFill>
+                                    <w14:srgbClr w14:val="000000"/>
+                                  </w14:solidFill>
+                                  <w14:prstDash w14:val="solid"/>
+                                  <w14:bevel/>
+                                </w14:textOutline>
+                              </w:rPr>
+                            </w:pPr>
+                            <w:r>
+                              <w:rPr>
+                                <w:rFonts w:cs="Arial" w:ascii="Arial" w:hAnsi="Arial"/>
+                                <w:color w:val="000000"/>
+                                <w:sz w:val="24"/>
+                                <w:lang w:val="en-US"/>
+                                <w14:textOutline w14:w="9525" w14:cap="rnd" w14:cmpd="sng" w14:algn="ctr">
+                                  <w14:solidFill>
+                                    <w14:srgbClr w14:val="000000"/>
+                                  </w14:solidFill>
+                                  <w14:prstDash w14:val="solid"/>
+                                  <w14:bevel/>
+                                </w14:textOutline>
+                              </w:rPr>
+                              <w:t>${age}</w:t>
+                              <w:tab/>
+                            </w:r>
+                          </w:p>
+                        </w:txbxContent>
+                      </wps:txbx>
+                      <wps:bodyPr anchor="t">
+                        <a:noAutofit/>
+                      </wps:bodyPr>
+                    </wps:wsp>
+                  </a:graphicData>
+                </a:graphic>
+              </wp:anchor>
+            </w:drawing>
+          </mc:Choice>
+          <mc:Fallback>
+            <w:pict>
+              <v:rect id="shape_0" stroked="f" o:allowincell="f" style="position:absolute;margin-left:303.6pt;margin-top:-360.85pt;width:44pt;height:29.95pt;mso-wrap-style:square;v-text-anchor:top">
+                <v:fill o:detectmouseclick="t" on="false"/>
+                <v:stroke color="#3465a4" weight="6480" joinstyle="round" endcap="flat"/>
+                <v:textbox>
+                  <w:txbxContent>
+                    <w:p>
+                      <w:pPr>
+                        <w:pStyle w:val="FrameContentsuser"/>
+                        <w:spacing w:before="0" w:after="160"/>
+                        <w:jc w:val="center"/>
+                        <w:rPr>
+                          <w:rFonts w:ascii="Arial" w:hAnsi="Arial" w:cs="Arial"/>
+                          <w:sz w:val="24"/>
+                          <w:lang w:val="en-US"/>
+                          <w14:textOutline w14:w="9525" w14:cap="rnd" w14:cmpd="sng" w14:algn="ctr">
+                            <w14:solidFill>
+                              <w14:srgbClr w14:val="000000"/>
+                            </w14:solidFill>
+                            <w14:prstDash w14:val="solid"/>
+                            <w14:bevel/>
+                          </w14:textOutline>
+                        </w:rPr>
+                      </w:pPr>
+                      <w:r>
+                        <w:rPr>
+                          <w:rFonts w:cs="Arial" w:ascii="Arial" w:hAnsi="Arial"/>
+                          <w:color w:val="000000"/>
+                          <w:sz w:val="24"/>
+                          <w:lang w:val="en-US"/>
+                          <w14:textOutline w14:w="9525" w14:cap="rnd" w14:cmpd="sng" w14:algn="ctr">
+                            <w14:solidFill>
+                              <w14:srgbClr w14:val="000000"/>
+                            </w14:solidFill>
+                            <w14:prstDash w14:val="solid"/>
+                            <w14:bevel/>
+                          </w14:textOutline>
+                        </w:rPr>
+                        <w:t>${age}</w:t>
+                        <w:tab/>
+                      </w:r>
+                    </w:p>
+                  </w:txbxContent>
+                </v:textbox>
+                <w10:wrap type="none"/>
+              </v:rect>
+            </w:pict>
+          </mc:Fallback>
+        </mc:AlternateContent>
+        <mc:AlternateContent>
+          <mc:Choice Requires="wps">
+            <w:drawing>
+              <wp:anchor distT="0" distB="0" distL="0" distR="0" simplePos="0" relativeHeight="143" behindDoc="0" locked="0" layoutInCell="1" allowOverlap="1">
+                <wp:simplePos x="0" y="0"/>
+                <wp:positionH relativeFrom="column">
+                  <wp:posOffset>28575</wp:posOffset>
+                </wp:positionH>
+                <wp:positionV relativeFrom="paragraph">
+                  <wp:posOffset>-2382520</wp:posOffset>
+                </wp:positionV>
+                <wp:extent cx="2581275" cy="1162050"/>
+                <wp:effectExtent l="0" t="0" r="0" b="0"/>
+                <wp:wrapNone/>
+                <wp:docPr id="8" name="Text Box 34"/>
+                <a:graphic xmlns:a="http://schemas.openxmlformats.org/drawingml/2006/main">
+                  <a:graphicData uri="http://schemas.microsoft.com/office/word/2010/wordprocessingShape">
+                    <wps:wsp>
+                      <wps:cNvSpPr/>
+                      <wps:spPr>
+                        <a:xfrm>
+                          <a:off x="0" y="0"/>
+                          <a:ext cx="2581200" cy="1162080"/>
+                        </a:xfrm>
+                        <a:prstGeom prst="rect">
+                          <a:avLst/>
+                        </a:prstGeom>
+                        <a:noFill/>
+                        <a:ln w="6350">
+                          <a:noFill/>
+                        </a:ln>
+                      </wps:spPr>
+                      <wps:style>
+                        <a:lnRef idx="0">
+                          <a:schemeClr val="accent1"/>
+                        </a:lnRef>
+                        <a:fillRef idx="0">
+                          <a:schemeClr val="accent1"/>
+                        </a:fillRef>
+                        <a:effectRef idx="0">
+                          <a:schemeClr val="accent1"/>
+                        </a:effectRef>
+                        <a:fontRef idx="minor"/>
+                      </wps:style>
+                      <wps:txbx>
+                        <w:txbxContent>
+                          <w:p>
+                            <w:pPr>
+                              <w:pStyle w:val="FrameContentsuser"/>
+                              <w:spacing w:lineRule="auto" w:line="240" w:before="0" w:after="0"/>
+                              <w:rPr>
+                                <w14:textOutline w14:w="9525" w14:cap="rnd" w14:cmpd="sng" w14:algn="ctr">
+                                  <w14:solidFill>
+                                    <w14:srgbClr w14:val="000000"/>
+                                  </w14:solidFill>
+                                  <w14:prstDash w14:val="solid"/>
+                                  <w14:bevel/>
+                                </w14:textOutline>
+                              </w:rPr>
+                            </w:pPr>
+                            <w:r>
+                              <w:rPr>
+                                <w:color w:val="000000"/>
+                                <w14:textOutline w14:w="9525" w14:cap="rnd" w14:cmpd="sng" w14:algn="ctr">
+                                  <w14:solidFill>
+                                    <w14:srgbClr w14:val="000000"/>
+                                  </w14:solidFill>
+                                  <w14:prstDash w14:val="solid"/>
+                                  <w14:bevel/>
+                                </w14:textOutline>
+                              </w:rPr>
+                              <w:t>CTC No.__________________________</w:t>
+                            </w:r>
+                          </w:p>
+                          <w:p>
+                            <w:pPr>
+                              <w:pStyle w:val="FrameContentsuser"/>
+                              <w:spacing w:lineRule="auto" w:line="240" w:before="0" w:after="0"/>
+                              <w:rPr>
+                                <w14:textOutline w14:w="9525" w14:cap="rnd" w14:cmpd="sng" w14:algn="ctr">
+                                  <w14:solidFill>
+                                    <w14:srgbClr w14:val="000000"/>
+                                  </w14:solidFill>
+                                  <w14:prstDash w14:val="solid"/>
+                                  <w14:bevel/>
+                                </w14:textOutline>
+                              </w:rPr>
+                            </w:pPr>
+                            <w:r>
+                              <w:rPr>
+                                <w:color w:val="000000"/>
+                                <w14:textOutline w14:w="9525" w14:cap="rnd" w14:cmpd="sng" w14:algn="ctr">
+                                  <w14:solidFill>
+                                    <w14:srgbClr w14:val="000000"/>
+                                  </w14:solidFill>
+                                  <w14:prstDash w14:val="solid"/>
+                                  <w14:bevel/>
+                                </w14:textOutline>
+                              </w:rPr>
+                              <w:t>Amount Paid: _____________________</w:t>
+                            </w:r>
+                          </w:p>
+                          <w:p>
+                            <w:pPr>
+                              <w:pStyle w:val="FrameContentsuser"/>
+                              <w:spacing w:lineRule="auto" w:line="240" w:before="0" w:after="0"/>
+                              <w:rPr>
+                                <w14:textOutline w14:w="9525" w14:cap="rnd" w14:cmpd="sng" w14:algn="ctr">
+                                  <w14:solidFill>
+                                    <w14:srgbClr w14:val="000000"/>
+                                  </w14:solidFill>
+                                  <w14:prstDash w14:val="solid"/>
+                                  <w14:bevel/>
+                                </w14:textOutline>
+                              </w:rPr>
+                            </w:pPr>
+                            <w:r>
+                              <w:rPr>
+                                <w:color w:val="000000"/>
+                                <w14:textOutline w14:w="9525" w14:cap="rnd" w14:cmpd="sng" w14:algn="ctr">
+                                  <w14:solidFill>
+                                    <w14:srgbClr w14:val="000000"/>
+                                  </w14:solidFill>
+                                  <w14:prstDash w14:val="solid"/>
+                                  <w14:bevel/>
+                                </w14:textOutline>
+                              </w:rPr>
+                              <w:t>Purpose: _________________________</w:t>
+                            </w:r>
+                          </w:p>
+                          <w:p>
+                            <w:pPr>
+                              <w:pStyle w:val="FrameContentsuser"/>
+                              <w:spacing w:lineRule="auto" w:line="240" w:before="0" w:after="0"/>
+                              <w:rPr>
+                                <w14:textOutline w14:w="9525" w14:cap="rnd" w14:cmpd="sng" w14:algn="ctr">
+                                  <w14:solidFill>
+                                    <w14:srgbClr w14:val="000000"/>
+                                  </w14:solidFill>
+                                  <w14:prstDash w14:val="solid"/>
+                                  <w14:bevel/>
+                                </w14:textOutline>
+                              </w:rPr>
+                            </w:pPr>
+                            <w:r>
+                              <w:rPr>
+                                <w:color w:val="000000"/>
+                                <w14:textOutline w14:w="9525" w14:cap="rnd" w14:cmpd="sng" w14:algn="ctr">
+                                  <w14:solidFill>
+                                    <w14:srgbClr w14:val="000000"/>
+                                  </w14:solidFill>
+                                  <w14:prstDash w14:val="solid"/>
+                                  <w14:bevel/>
+                                </w14:textOutline>
+                              </w:rPr>
+                              <w:t>Place of Issue: _____________________</w:t>
+                            </w:r>
+                          </w:p>
+                          <w:p>
+                            <w:pPr>
+                              <w:pStyle w:val="FrameContentsuser"/>
+                              <w:spacing w:lineRule="auto" w:line="240" w:before="0" w:after="0"/>
+                              <w:rPr>
+                                <w14:textOutline w14:w="9525" w14:cap="rnd" w14:cmpd="sng" w14:algn="ctr">
+                                  <w14:solidFill>
+                                    <w14:srgbClr w14:val="000000"/>
+                                  </w14:solidFill>
+                                  <w14:prstDash w14:val="solid"/>
+                                  <w14:bevel/>
+                                </w14:textOutline>
+                              </w:rPr>
+                            </w:pPr>
+                            <w:r>
+                              <w:rPr>
+                                <w:color w:val="000000"/>
+                                <w14:textOutline w14:w="9525" w14:cap="rnd" w14:cmpd="sng" w14:algn="ctr">
+                                  <w14:solidFill>
+                                    <w14:srgbClr w14:val="000000"/>
+                                  </w14:solidFill>
+                                  <w14:prstDash w14:val="solid"/>
+                                  <w14:bevel/>
+                                </w14:textOutline>
+                              </w:rPr>
+                              <w:t>Date of Issued: ____________________</w:t>
+                            </w:r>
+                          </w:p>
+                          <w:p>
+                            <w:pPr>
+                              <w:pStyle w:val="FrameContentsuser"/>
+                              <w:spacing w:lineRule="auto" w:line="240" w:before="0" w:after="0"/>
+                              <w:rPr>
+                                <w14:textOutline w14:w="9525" w14:cap="rnd" w14:cmpd="sng" w14:algn="ctr">
+                                  <w14:solidFill>
+                                    <w14:srgbClr w14:val="000000"/>
+                                  </w14:solidFill>
+                                  <w14:prstDash w14:val="solid"/>
+                                  <w14:bevel/>
+                                </w14:textOutline>
+                              </w:rPr>
+                            </w:pPr>
+                            <w:r>
+                              <w:rPr>
+                                <w:color w:val="000000"/>
+                                <w14:textOutline w14:w="9525" w14:cap="rnd" w14:cmpd="sng" w14:algn="ctr">
+                                  <w14:solidFill>
+                                    <w14:srgbClr w14:val="000000"/>
+                                  </w14:solidFill>
+                                  <w14:prstDash w14:val="solid"/>
+                                  <w14:bevel/>
+                                </w14:textOutline>
+                              </w:rPr>
+                              <w:t>Paid under O.R. ____________________</w:t>
+                            </w:r>
+                          </w:p>
+                        </w:txbxContent>
+                      </wps:txbx>
+                      <wps:bodyPr anchor="t">
+                        <a:noAutofit/>
+                      </wps:bodyPr>
+                    </wps:wsp>
+                  </a:graphicData>
+                </a:graphic>
+              </wp:anchor>
+            </w:drawing>
+          </mc:Choice>
+          <mc:Fallback>
+            <w:pict>
+              <v:rect id="shape_0" stroked="f" o:allowincell="f" style="position:absolute;margin-left:2.25pt;margin-top:-187.6pt;width:203.2pt;height:91.45pt;mso-wrap-style:square;v-text-anchor:top">
+                <v:fill o:detectmouseclick="t" on="false"/>
+                <v:stroke color="#3465a4" weight="6480" joinstyle="round" endcap="flat"/>
+                <v:textbox>
+                  <w:txbxContent>
+                    <w:p>
+                      <w:pPr>
+                        <w:pStyle w:val="FrameContentsuser"/>
+                        <w:spacing w:lineRule="auto" w:line="240" w:before="0" w:after="0"/>
+                        <w:rPr>
+                          <w14:textOutline w14:w="9525" w14:cap="rnd" w14:cmpd="sng" w14:algn="ctr">
+                            <w14:solidFill>
+                              <w14:srgbClr w14:val="000000"/>
+                            </w14:solidFill>
+                            <w14:prstDash w14:val="solid"/>
+                            <w14:bevel/>
+                          </w14:textOutline>
+                        </w:rPr>
+                      </w:pPr>
+                      <w:r>
+                        <w:rPr>
+                          <w:color w:val="000000"/>
+                          <w14:textOutline w14:w="9525" w14:cap="rnd" w14:cmpd="sng" w14:algn="ctr">
+                            <w14:solidFill>
+                              <w14:srgbClr w14:val="000000"/>
+                            </w14:solidFill>
+                            <w14:prstDash w14:val="solid"/>
+                            <w14:bevel/>
+                          </w14:textOutline>
+                        </w:rPr>
+                        <w:t>CTC No.__________________________</w:t>
+                      </w:r>
+                    </w:p>
+                    <w:p>
+                      <w:pPr>
+                        <w:pStyle w:val="FrameContentsuser"/>
+                        <w:spacing w:lineRule="auto" w:line="240" w:before="0" w:after="0"/>
+                        <w:rPr>
+                          <w14:textOutline w14:w="9525" w14:cap="rnd" w14:cmpd="sng" w14:algn="ctr">
+                            <w14:solidFill>
+                              <w14:srgbClr w14:val="000000"/>
+                            </w14:solidFill>
+                            <w14:prstDash w14:val="solid"/>
+                            <w14:bevel/>
+                          </w14:textOutline>
+                        </w:rPr>
+                      </w:pPr>
+                      <w:r>
+                        <w:rPr>
+                          <w:color w:val="000000"/>
+                          <w14:textOutline w14:w="9525" w14:cap="rnd" w14:cmpd="sng" w14:algn="ctr">
+                            <w14:solidFill>
+                              <w14:srgbClr w14:val="000000"/>
+                            </w14:solidFill>
+                            <w14:prstDash w14:val="solid"/>
+                            <w14:bevel/>
+                          </w14:textOutline>
+                        </w:rPr>
+                        <w:t>Amount Paid: _____________________</w:t>
+                      </w:r>
+                    </w:p>
+                    <w:p>
+                      <w:pPr>
+                        <w:pStyle w:val="FrameContentsuser"/>
+                        <w:spacing w:lineRule="auto" w:line="240" w:before="0" w:after="0"/>
+                        <w:rPr>
+                          <w14:textOutline w14:w="9525" w14:cap="rnd" w14:cmpd="sng" w14:algn="ctr">
+                            <w14:solidFill>
+                              <w14:srgbClr w14:val="000000"/>
+                            </w14:solidFill>
+                            <w14:prstDash w14:val="solid"/>
+                            <w14:bevel/>
+                          </w14:textOutline>
+                        </w:rPr>
+                      </w:pPr>
+                      <w:r>
+                        <w:rPr>
+                          <w:color w:val="000000"/>
+                          <w14:textOutline w14:w="9525" w14:cap="rnd" w14:cmpd="sng" w14:algn="ctr">
+                            <w14:solidFill>
+                              <w14:srgbClr w14:val="000000"/>
+                            </w14:solidFill>
+                            <w14:prstDash w14:val="solid"/>
+                            <w14:bevel/>
+                          </w14:textOutline>
+                        </w:rPr>
+                        <w:t>Purpose: _________________________</w:t>
+                      </w:r>
+                    </w:p>
+                    <w:p>
+                      <w:pPr>
+                        <w:pStyle w:val="FrameContentsuser"/>
+                        <w:spacing w:lineRule="auto" w:line="240" w:before="0" w:after="0"/>
+                        <w:rPr>
+                          <w14:textOutline w14:w="9525" w14:cap="rnd" w14:cmpd="sng" w14:algn="ctr">
+                            <w14:solidFill>
+                              <w14:srgbClr w14:val="000000"/>
+                            </w14:solidFill>
+                            <w14:prstDash w14:val="solid"/>
+                            <w14:bevel/>
+                          </w14:textOutline>
+                        </w:rPr>
+                      </w:pPr>
+                      <w:r>
+                        <w:rPr>
+                          <w:color w:val="000000"/>
+                          <w14:textOutline w14:w="9525" w14:cap="rnd" w14:cmpd="sng" w14:algn="ctr">
+                            <w14:solidFill>
+                              <w14:srgbClr w14:val="000000"/>
+                            </w14:solidFill>
+                            <w14:prstDash w14:val="solid"/>
+                            <w14:bevel/>
+                          </w14:textOutline>
+                        </w:rPr>
+                        <w:t>Place of Issue: _____________________</w:t>
+                      </w:r>
+                    </w:p>
+                    <w:p>
+                      <w:pPr>
+                        <w:pStyle w:val="FrameContentsuser"/>
+                        <w:spacing w:lineRule="auto" w:line="240" w:before="0" w:after="0"/>
+                        <w:rPr>
+                          <w14:textOutline w14:w="9525" w14:cap="rnd" w14:cmpd="sng" w14:algn="ctr">
+                            <w14:solidFill>
+                              <w14:srgbClr w14:val="000000"/>
+                            </w14:solidFill>
+                            <w14:prstDash w14:val="solid"/>
+                            <w14:bevel/>
+                          </w14:textOutline>
+                        </w:rPr>
+                      </w:pPr>
+                      <w:r>
+                        <w:rPr>
+                          <w:color w:val="000000"/>
+                          <w14:textOutline w14:w="9525" w14:cap="rnd" w14:cmpd="sng" w14:algn="ctr">
+                            <w14:solidFill>
+                              <w14:srgbClr w14:val="000000"/>
+                            </w14:solidFill>
+                            <w14:prstDash w14:val="solid"/>
+                            <w14:bevel/>
+                          </w14:textOutline>
+                        </w:rPr>
+                        <w:t>Date of Issued: ____________________</w:t>
+                      </w:r>
+                    </w:p>
+                    <w:p>
+                      <w:pPr>
+                        <w:pStyle w:val="FrameContentsuser"/>
+                        <w:spacing w:lineRule="auto" w:line="240" w:before="0" w:after="0"/>
+                        <w:rPr>
+                          <w14:textOutline w14:w="9525" w14:cap="rnd" w14:cmpd="sng" w14:algn="ctr">
+                            <w14:solidFill>
+                              <w14:srgbClr w14:val="000000"/>
+                            </w14:solidFill>
+                            <w14:prstDash w14:val="solid"/>
+                            <w14:bevel/>
+                          </w14:textOutline>
+                        </w:rPr>
+                      </w:pPr>
+                      <w:r>
+                        <w:rPr>
+                          <w:color w:val="000000"/>
+                          <w14:textOutline w14:w="9525" w14:cap="rnd" w14:cmpd="sng" w14:algn="ctr">
+                            <w14:solidFill>
+                              <w14:srgbClr w14:val="000000"/>
+                            </w14:solidFill>
+                            <w14:prstDash w14:val="solid"/>
+                            <w14:bevel/>
+                          </w14:textOutline>
+                        </w:rPr>
+                        <w:t>Paid under O.R. ____________________</w:t>
+                      </w:r>
+                    </w:p>
+                  </w:txbxContent>
+                </v:textbox>
+                <w10:wrap type="none"/>
+              </v:rect>
+            </w:pict>
+          </mc:Fallback>
+        </mc:AlternateContent>
+        <mc:AlternateContent>
+          <mc:Choice Requires="wps">
+            <w:drawing>
+              <wp:anchor distT="0" distB="0" distL="0" distR="0" simplePos="0" relativeHeight="145" behindDoc="0" locked="0" layoutInCell="1" allowOverlap="1">
+                <wp:simplePos x="0" y="0"/>
+                <wp:positionH relativeFrom="column">
+                  <wp:posOffset>685800</wp:posOffset>
+                </wp:positionH>
+                <wp:positionV relativeFrom="paragraph">
+                  <wp:posOffset>-2059305</wp:posOffset>
+                </wp:positionV>
+                <wp:extent cx="1971675" cy="342900"/>
+                <wp:effectExtent l="0" t="0" r="0" b="0"/>
+                <wp:wrapNone/>
+                <wp:docPr id="9" name="Text Box 35"/>
+                <a:graphic xmlns:a="http://schemas.openxmlformats.org/drawingml/2006/main">
+                  <a:graphicData uri="http://schemas.microsoft.com/office/word/2010/wordprocessingShape">
+                    <wps:wsp>
+                      <wps:cNvSpPr/>
+                      <wps:spPr>
+                        <a:xfrm>
+                          <a:off x="0" y="0"/>
+                          <a:ext cx="1971720" cy="343080"/>
+                        </a:xfrm>
+                        <a:prstGeom prst="rect">
+                          <a:avLst/>
+                        </a:prstGeom>
+                        <a:noFill/>
+                        <a:ln w="6350">
+                          <a:noFill/>
+                        </a:ln>
+                      </wps:spPr>
+                      <wps:style>
+                        <a:lnRef idx="0">
+                          <a:schemeClr val="accent1"/>
+                        </a:lnRef>
+                        <a:fillRef idx="0">
+                          <a:schemeClr val="accent1"/>
+                        </a:fillRef>
+                        <a:effectRef idx="0">
+                          <a:schemeClr val="accent1"/>
+                        </a:effectRef>
+                        <a:fontRef idx="minor"/>
+                      </wps:style>
+                      <wps:txbx>
+                        <w:txbxContent>
+                          <w:p>
+                            <w:pPr>
+                              <w:pStyle w:val="FrameContentsuser"/>
+                              <w:rPr>
+                                <w:rFonts w:ascii="Arial" w:hAnsi="Arial" w:cs="Arial"/>
+                                <w:b/>
+                                <w:i/>
+                                <w:iCs/>
+                                <w:lang w:val="en-US"/>
+                              </w:rPr>
+                            </w:pPr>
+                            <w:r>
+                              <w:rPr>
+                                <w:rFonts w:cs="Arial" w:ascii="Arial" w:hAnsi="Arial"/>
+                                <w:b/>
+                                <w:i/>
+                                <w:iCs/>
+                                <w:color w:val="000000"/>
+                                <w:lang w:val="en-US"/>
+                              </w:rPr>
+                              <w:t xml:space="preserve">${purpose} </w:t>
+                            </w:r>
+                          </w:p>
+                          <w:p>
+                            <w:pPr>
+                              <w:pStyle w:val="FrameContentsuser"/>
+                              <w:spacing w:before="0" w:after="160"/>
+                              <w:rPr>
+                                <w:color w:val="000000"/>
+                              </w:rPr>
+                            </w:pPr>
+                            <w:r>
+                              <w:rPr>
+                                <w:color w:val="000000"/>
+                              </w:rPr>
+                            </w:r>
+                          </w:p>
+                        </w:txbxContent>
+                      </wps:txbx>
+                      <wps:bodyPr anchor="t">
+                        <a:noAutofit/>
+                      </wps:bodyPr>
+                    </wps:wsp>
+                  </a:graphicData>
+                </a:graphic>
+              </wp:anchor>
+            </w:drawing>
+          </mc:Choice>
+          <mc:Fallback>
+            <w:pict>
+              <v:rect id="shape_0" stroked="f" o:allowincell="f" style="position:absolute;margin-left:54pt;margin-top:-162.15pt;width:155.2pt;height:26.95pt;mso-wrap-style:square;v-text-anchor:top">
+                <v:fill o:detectmouseclick="t" on="false"/>
+                <v:stroke color="#3465a4" weight="6480" joinstyle="round" endcap="flat"/>
+                <v:textbox>
+                  <w:txbxContent>
+                    <w:p>
+                      <w:pPr>
+                        <w:pStyle w:val="FrameContentsuser"/>
+                        <w:rPr>
+                          <w:rFonts w:ascii="Arial" w:hAnsi="Arial" w:cs="Arial"/>
+                          <w:b/>
+                          <w:i/>
+                          <w:iCs/>
+                          <w:lang w:val="en-US"/>
+                        </w:rPr>
+                      </w:pPr>
+                      <w:r>
+                        <w:rPr>
+                          <w:rFonts w:cs="Arial" w:ascii="Arial" w:hAnsi="Arial"/>
+                          <w:b/>
+                          <w:i/>
+                          <w:iCs/>
+                          <w:color w:val="000000"/>
+                          <w:lang w:val="en-US"/>
+                        </w:rPr>
+                        <w:t xml:space="preserve">${purpose} </w:t>
+                      </w:r>
+                    </w:p>
+                    <w:p>
+                      <w:pPr>
+                        <w:pStyle w:val="FrameContentsuser"/>
+                        <w:spacing w:before="0" w:after="160"/>
+                        <w:rPr>
+                          <w:color w:val="000000"/>
+                        </w:rPr>
+                      </w:pPr>
+                      <w:r>
+                        <w:rPr>
+                          <w:color w:val="000000"/>
+                        </w:rPr>
+                      </w:r>
+                    </w:p>
+                  </w:txbxContent>
+                </v:textbox>
+                <w10:wrap type="none"/>
+              </v:rect>
+            </w:pict>
+          </mc:Fallback>
+        </mc:AlternateContent>
+        <mc:AlternateContent>
+          <mc:Choice Requires="wps">
+            <w:drawing>
+              <wp:anchor distT="3175" distB="3175" distL="3175" distR="3175" simplePos="0" relativeHeight="147" behindDoc="0" locked="0" layoutInCell="1" allowOverlap="1">
+                <wp:simplePos x="0" y="0"/>
+                <wp:positionH relativeFrom="column">
+                  <wp:posOffset>5295900</wp:posOffset>
+                </wp:positionH>
+                <wp:positionV relativeFrom="paragraph">
+                  <wp:posOffset>-2306320</wp:posOffset>
+                </wp:positionV>
+                <wp:extent cx="1104900" cy="962025"/>
+                <wp:effectExtent l="3175" t="3175" r="3175" b="3175"/>
+                <wp:wrapNone/>
+                <wp:docPr id="10" name="Text Box 36"/>
+                <a:graphic xmlns:a="http://schemas.openxmlformats.org/drawingml/2006/main">
+                  <a:graphicData uri="http://schemas.microsoft.com/office/word/2010/wordprocessingShape">
+                    <wps:wsp>
+                      <wps:cNvSpPr/>
+                      <wps:spPr>
+                        <a:xfrm>
+                          <a:off x="0" y="0"/>
+                          <a:ext cx="1104840" cy="961920"/>
+                        </a:xfrm>
+                        <a:prstGeom prst="rect">
+                          <a:avLst/>
+                        </a:prstGeom>
+                        <a:solidFill>
+                          <a:schemeClr val="lt1"/>
+                        </a:solidFill>
+                        <a:ln w="6350">
+                          <a:solidFill>
+                            <a:srgbClr val="000000"/>
+                          </a:solidFill>
+                          <a:round/>
+                        </a:ln>
+                      </wps:spPr>
+                      <wps:style>
+                        <a:lnRef idx="0">
+                          <a:schemeClr val="accent1"/>
+                        </a:lnRef>
+                        <a:fillRef idx="0">
+                          <a:schemeClr val="accent1"/>
+                        </a:fillRef>
+                        <a:effectRef idx="0">
+                          <a:schemeClr val="accent1"/>
+                        </a:effectRef>
+                        <a:fontRef idx="minor"/>
+                      </wps:style>
+                      <wps:txbx>
+                        <w:txbxContent>
+                          <w:p>
+                            <w:pPr>
+                              <w:pStyle w:val="FrameContentsuser"/>
+                              <w:rPr>
+                                <w:sz w:val="20"/>
+                                <w:szCs w:val="20"/>
+                              </w:rPr>
+                            </w:pPr>
+                            <w:r>
+                              <w:rPr>
+                                <w:color w:val="000000"/>
+                                <w:sz w:val="20"/>
+                                <w:szCs w:val="20"/>
+                              </w:rPr>
+                            </w:r>
+                          </w:p>
+                          <w:p>
+                            <w:pPr>
+                              <w:pStyle w:val="FrameContentsuser"/>
+                              <w:rPr>
+                                <w:sz w:val="20"/>
+                                <w:szCs w:val="20"/>
+                              </w:rPr>
+                            </w:pPr>
+                            <w:r>
+                              <w:rPr>
+                                <w:color w:val="000000"/>
+                                <w:sz w:val="20"/>
+                                <w:szCs w:val="20"/>
+                              </w:rPr>
+                            </w:r>
+                          </w:p>
+                          <w:p>
+                            <w:pPr>
+                              <w:pStyle w:val="FrameContentsuser"/>
+                              <w:spacing w:before="0" w:after="160"/>
+                              <w:jc w:val="center"/>
+                              <w:rPr>
+                                <w:sz w:val="28"/>
+                                <w:szCs w:val="28"/>
+                                <w:vertAlign w:val="subscript"/>
+                              </w:rPr>
+                            </w:pPr>
+                            <w:r>
+                              <w:rPr>
+                                <w:color w:val="000000"/>
+                                <w:sz w:val="28"/>
+                                <w:szCs w:val="28"/>
+                                <w:vertAlign w:val="subscript"/>
+                              </w:rPr>
+                              <w:t>Right Thumbmark</w:t>
+                            </w:r>
+                          </w:p>
+                        </w:txbxContent>
+                      </wps:txbx>
+                      <wps:bodyPr anchor="t">
+                        <a:noAutofit/>
+                      </wps:bodyPr>
+                    </wps:wsp>
+                  </a:graphicData>
+                </a:graphic>
+              </wp:anchor>
+            </w:drawing>
+          </mc:Choice>
+          <mc:Fallback>
+            <w:pict>
+              <v:rect id="shape_0" fillcolor="white" stroked="t" o:allowincell="f" style="position:absolute;margin-left:417pt;margin-top:-181.6pt;width:86.95pt;height:75.7pt;mso-wrap-style:square;v-text-anchor:top">
+                <v:fill o:detectmouseclick="t" type="solid" color2="black"/>
+                <v:stroke color="black" weight="6480" joinstyle="round" endcap="flat"/>
+                <v:textbox>
+                  <w:txbxContent>
+                    <w:p>
+                      <w:pPr>
+                        <w:pStyle w:val="FrameContentsuser"/>
+                        <w:rPr>
+                          <w:sz w:val="20"/>
+                          <w:szCs w:val="20"/>
+                        </w:rPr>
+                      </w:pPr>
+                      <w:r>
+                        <w:rPr>
+                          <w:color w:val="000000"/>
+                          <w:sz w:val="20"/>
+                          <w:szCs w:val="20"/>
+                        </w:rPr>
+                      </w:r>
+                    </w:p>
+                    <w:p>
+                      <w:pPr>
+                        <w:pStyle w:val="FrameContentsuser"/>
+                        <w:rPr>
+                          <w:sz w:val="20"/>
+                          <w:szCs w:val="20"/>
+                        </w:rPr>
+                      </w:pPr>
+                      <w:r>
+                        <w:rPr>
+                          <w:color w:val="000000"/>
+                          <w:sz w:val="20"/>
+                          <w:szCs w:val="20"/>
+                        </w:rPr>
+                      </w:r>
+                    </w:p>
+                    <w:p>
+                      <w:pPr>
+                        <w:pStyle w:val="FrameContentsuser"/>
+                        <w:spacing w:before="0" w:after="160"/>
+                        <w:jc w:val="center"/>
+                        <w:rPr>
+                          <w:sz w:val="28"/>
+                          <w:szCs w:val="28"/>
+                          <w:vertAlign w:val="subscript"/>
+                        </w:rPr>
+                      </w:pPr>
+                      <w:r>
+                        <w:rPr>
+                          <w:color w:val="000000"/>
+                          <w:sz w:val="28"/>
+                          <w:szCs w:val="28"/>
+                          <w:vertAlign w:val="subscript"/>
+                        </w:rPr>
+                        <w:t>Right Thumbmark</w:t>
+                      </w:r>
+                    </w:p>
+                  </w:txbxContent>
+                </v:textbox>
+                <w10:wrap type="none"/>
+              </v:rect>
+            </w:pict>
+          </mc:Fallback>
+        </mc:AlternateContent>
+        <mc:AlternateContent>
+          <mc:Choice Requires="wps">
+            <w:drawing>
+              <wp:anchor distT="9525" distB="9525" distL="635" distR="635" simplePos="0" relativeHeight="149" behindDoc="0" locked="0" layoutInCell="1" allowOverlap="1">
+                <wp:simplePos x="0" y="0"/>
+                <wp:positionH relativeFrom="column">
+                  <wp:posOffset>5219700</wp:posOffset>
+                </wp:positionH>
+                <wp:positionV relativeFrom="paragraph">
+                  <wp:posOffset>-4335145</wp:posOffset>
+                </wp:positionV>
+                <wp:extent cx="1343025" cy="635"/>
+                <wp:effectExtent l="635" t="9525" r="635" b="9525"/>
+                <wp:wrapNone/>
+                <wp:docPr id="11" name="Straight Connector 21"/>
+                <a:graphic xmlns:a="http://schemas.openxmlformats.org/drawingml/2006/main">
+                  <a:graphicData uri="http://schemas.microsoft.com/office/word/2010/wordprocessingShape">
+                    <wps:wsp>
+                      <wps:cNvSpPr/>
+                      <wps:spPr>
+                        <a:xfrm>
+                          <a:off x="0" y="0"/>
+                          <a:ext cx="1343160" cy="720"/>
                         </a:xfrm>
                         <a:prstGeom prst="line">
                           <a:avLst/>
@@ -1210,7 +2608,7 @@
           </mc:Choice>
           <mc:Fallback>
             <w:pict>
-              <v:line id="shape_0" from="25.5pt,-386.3pt" to="383.2pt,-386.3pt" stroked="t" o:allowincell="f" style="position:absolute">
+              <v:line id="shape_0" from="411pt,-341.35pt" to="516.7pt,-341.35pt" stroked="t" o:allowincell="f" style="position:absolute">
                 <v:stroke color="black" weight="19080" joinstyle="miter" endcap="flat"/>
                 <v:fill o:detectmouseclick="t" on="false"/>
                 <w10:wrap type="none"/>
@@ -1221,7 +2619,131 @@
         <mc:AlternateContent>
           <mc:Choice Requires="wps">
             <w:drawing>
-              <wp:anchor distT="0" distB="19050" distL="0" distR="9525" simplePos="0" relativeHeight="133" behindDoc="0" locked="0" layoutInCell="1" allowOverlap="1">
+              <wp:anchor distT="9525" distB="9525" distL="0" distR="635" simplePos="0" relativeHeight="150" behindDoc="0" locked="0" layoutInCell="1" allowOverlap="1">
+                <wp:simplePos x="0" y="0"/>
+                <wp:positionH relativeFrom="column">
+                  <wp:posOffset>3524250</wp:posOffset>
+                </wp:positionH>
+                <wp:positionV relativeFrom="paragraph">
+                  <wp:posOffset>-4335145</wp:posOffset>
+                </wp:positionV>
+                <wp:extent cx="1343025" cy="635"/>
+                <wp:effectExtent l="0" t="9525" r="635" b="9525"/>
+                <wp:wrapNone/>
+                <wp:docPr id="12" name="Straight Connector 19"/>
+                <a:graphic xmlns:a="http://schemas.openxmlformats.org/drawingml/2006/main">
+                  <a:graphicData uri="http://schemas.microsoft.com/office/word/2010/wordprocessingShape">
+                    <wps:wsp>
+                      <wps:cNvSpPr/>
+                      <wps:spPr>
+                        <a:xfrm>
+                          <a:off x="0" y="0"/>
+                          <a:ext cx="1343160" cy="720"/>
+                        </a:xfrm>
+                        <a:prstGeom prst="line">
+                          <a:avLst/>
+                        </a:prstGeom>
+                        <a:ln>
+                          <a:solidFill>
+                            <a:srgbClr val="000000"/>
+                          </a:solidFill>
+                        </a:ln>
+                      </wps:spPr>
+                      <wps:style>
+                        <a:lnRef idx="3">
+                          <a:schemeClr val="dk1"/>
+                        </a:lnRef>
+                        <a:fillRef idx="0">
+                          <a:schemeClr val="dk1"/>
+                        </a:fillRef>
+                        <a:effectRef idx="2">
+                          <a:schemeClr val="dk1"/>
+                        </a:effectRef>
+                        <a:fontRef idx="minor"/>
+                      </wps:style>
+                      <wps:bodyPr/>
+                    </wps:wsp>
+                  </a:graphicData>
+                </a:graphic>
+              </wp:anchor>
+            </w:drawing>
+          </mc:Choice>
+          <mc:Fallback>
+            <w:pict>
+              <v:line id="shape_0" from="277.5pt,-341.35pt" to="383.2pt,-341.35pt" stroked="t" o:allowincell="f" style="position:absolute">
+                <v:stroke color="black" weight="19080" joinstyle="miter" endcap="flat"/>
+                <v:fill o:detectmouseclick="t" on="false"/>
+                <w10:wrap type="none"/>
+              </v:line>
+            </w:pict>
+          </mc:Fallback>
+        </mc:AlternateContent>
+        <mc:AlternateContent>
+          <mc:Choice Requires="wps">
+            <w:drawing>
+              <wp:anchor distT="9525" distB="9525" distL="0" distR="0" simplePos="0" relativeHeight="151" behindDoc="0" locked="0" layoutInCell="1" allowOverlap="1">
+                <wp:simplePos x="0" y="0"/>
+                <wp:positionH relativeFrom="column">
+                  <wp:posOffset>342900</wp:posOffset>
+                </wp:positionH>
+                <wp:positionV relativeFrom="paragraph">
+                  <wp:posOffset>-4335145</wp:posOffset>
+                </wp:positionV>
+                <wp:extent cx="2190750" cy="635"/>
+                <wp:effectExtent l="0" t="9525" r="0" b="9525"/>
+                <wp:wrapNone/>
+                <wp:docPr id="13" name="Straight Connector 18"/>
+                <a:graphic xmlns:a="http://schemas.openxmlformats.org/drawingml/2006/main">
+                  <a:graphicData uri="http://schemas.microsoft.com/office/word/2010/wordprocessingShape">
+                    <wps:wsp>
+                      <wps:cNvSpPr/>
+                      <wps:spPr>
+                        <a:xfrm>
+                          <a:off x="0" y="0"/>
+                          <a:ext cx="2190600" cy="720"/>
+                        </a:xfrm>
+                        <a:prstGeom prst="line">
+                          <a:avLst/>
+                        </a:prstGeom>
+                        <a:ln>
+                          <a:solidFill>
+                            <a:srgbClr val="000000"/>
+                          </a:solidFill>
+                        </a:ln>
+                      </wps:spPr>
+                      <wps:style>
+                        <a:lnRef idx="3">
+                          <a:schemeClr val="dk1"/>
+                        </a:lnRef>
+                        <a:fillRef idx="0">
+                          <a:schemeClr val="dk1"/>
+                        </a:fillRef>
+                        <a:effectRef idx="2">
+                          <a:schemeClr val="dk1"/>
+                        </a:effectRef>
+                        <a:fontRef idx="minor"/>
+                      </wps:style>
+                      <wps:bodyPr/>
+                    </wps:wsp>
+                  </a:graphicData>
+                </a:graphic>
+              </wp:anchor>
+            </w:drawing>
+          </mc:Choice>
+          <mc:Fallback>
+            <w:pict>
+              <v:line id="shape_0" from="27pt,-341.35pt" to="199.45pt,-341.35pt" stroked="t" o:allowincell="f" style="position:absolute">
+                <v:stroke color="black" weight="19080" joinstyle="miter" endcap="flat"/>
+                <v:fill o:detectmouseclick="t" on="false"/>
+                <w10:wrap type="none"/>
+              </v:line>
+            </w:pict>
+          </mc:Fallback>
+        </mc:AlternateContent>
+        <mc:AlternateContent>
+          <mc:Choice Requires="wps">
+            <w:drawing>
+              <wp:anchor distT="10160" distB="10160" distL="0" distR="0" simplePos="0" relativeHeight="152" behindDoc="0" locked="0" layoutInCell="1" allowOverlap="1">
                 <wp:simplePos x="0" y="0"/>
                 <wp:positionH relativeFrom="column">
                   <wp:posOffset>314325</wp:posOffset>
@@ -1232,7 +2754,7 @@
                 <wp:extent cx="4543425" cy="0"/>
                 <wp:effectExtent l="0" t="10160" r="0" b="10160"/>
                 <wp:wrapNone/>
-                <wp:docPr id="4" name="Straight Connector 17"/>
+                <wp:docPr id="14" name="Straight Connector 17"/>
                 <a:graphic xmlns:a="http://schemas.openxmlformats.org/drawingml/2006/main">
                   <a:graphicData uri="http://schemas.microsoft.com/office/word/2010/wordprocessingShape">
                     <wps:wsp>
@@ -1283,18 +2805,18 @@
         <mc:AlternateContent>
           <mc:Choice Requires="wps">
             <w:drawing>
-              <wp:anchor distT="0" distB="19050" distL="0" distR="19050" simplePos="0" relativeHeight="134" behindDoc="0" locked="0" layoutInCell="1" allowOverlap="1">
+              <wp:anchor distT="9525" distB="9525" distL="0" distR="635" simplePos="0" relativeHeight="153" behindDoc="0" locked="0" layoutInCell="1" allowOverlap="1">
                 <wp:simplePos x="0" y="0"/>
                 <wp:positionH relativeFrom="column">
-                  <wp:posOffset>342900</wp:posOffset>
+                  <wp:posOffset>323850</wp:posOffset>
                 </wp:positionH>
                 <wp:positionV relativeFrom="paragraph">
-                  <wp:posOffset>-4335145</wp:posOffset>
+                  <wp:posOffset>-4906010</wp:posOffset>
                 </wp:positionV>
-                <wp:extent cx="2190750" cy="635"/>
-                <wp:effectExtent l="0" t="9525" r="0" b="9525"/>
+                <wp:extent cx="4543425" cy="635"/>
+                <wp:effectExtent l="0" t="9525" r="635" b="9525"/>
                 <wp:wrapNone/>
-                <wp:docPr id="5" name="Straight Connector 18"/>
+                <wp:docPr id="15" name="Straight Connector 16"/>
                 <a:graphic xmlns:a="http://schemas.openxmlformats.org/drawingml/2006/main">
                   <a:graphicData uri="http://schemas.microsoft.com/office/word/2010/wordprocessingShape">
                     <wps:wsp>
@@ -1302,7 +2824,7 @@
                       <wps:spPr>
                         <a:xfrm>
                           <a:off x="0" y="0"/>
-                          <a:ext cx="2190600" cy="720"/>
+                          <a:ext cx="4543560" cy="720"/>
                         </a:xfrm>
                         <a:prstGeom prst="line">
                           <a:avLst/>
@@ -1334,1627 +2856,11 @@
           </mc:Choice>
           <mc:Fallback>
             <w:pict>
-              <v:line id="shape_0" from="27pt,-341.35pt" to="199.45pt,-341.35pt" stroked="t" o:allowincell="f" style="position:absolute">
+              <v:line id="shape_0" from="25.5pt,-386.3pt" to="383.2pt,-386.3pt" stroked="t" o:allowincell="f" style="position:absolute">
                 <v:stroke color="black" weight="19080" joinstyle="miter" endcap="flat"/>
                 <v:fill o:detectmouseclick="t" on="false"/>
                 <w10:wrap type="none"/>
               </v:line>
-            </w:pict>
-          </mc:Fallback>
-        </mc:AlternateContent>
-        <mc:AlternateContent>
-          <mc:Choice Requires="wps">
-            <w:drawing>
-              <wp:anchor distT="0" distB="19050" distL="0" distR="9525" simplePos="0" relativeHeight="135" behindDoc="0" locked="0" layoutInCell="1" allowOverlap="1">
-                <wp:simplePos x="0" y="0"/>
-                <wp:positionH relativeFrom="column">
-                  <wp:posOffset>3524250</wp:posOffset>
-                </wp:positionH>
-                <wp:positionV relativeFrom="paragraph">
-                  <wp:posOffset>-4335145</wp:posOffset>
-                </wp:positionV>
-                <wp:extent cx="1343025" cy="635"/>
-                <wp:effectExtent l="0" t="9525" r="635" b="9525"/>
-                <wp:wrapNone/>
-                <wp:docPr id="6" name="Straight Connector 19"/>
-                <a:graphic xmlns:a="http://schemas.openxmlformats.org/drawingml/2006/main">
-                  <a:graphicData uri="http://schemas.microsoft.com/office/word/2010/wordprocessingShape">
-                    <wps:wsp>
-                      <wps:cNvSpPr/>
-                      <wps:spPr>
-                        <a:xfrm>
-                          <a:off x="0" y="0"/>
-                          <a:ext cx="1343160" cy="720"/>
-                        </a:xfrm>
-                        <a:prstGeom prst="line">
-                          <a:avLst/>
-                        </a:prstGeom>
-                        <a:ln>
-                          <a:solidFill>
-                            <a:srgbClr val="000000"/>
-                          </a:solidFill>
-                        </a:ln>
-                      </wps:spPr>
-                      <wps:style>
-                        <a:lnRef idx="3">
-                          <a:schemeClr val="dk1"/>
-                        </a:lnRef>
-                        <a:fillRef idx="0">
-                          <a:schemeClr val="dk1"/>
-                        </a:fillRef>
-                        <a:effectRef idx="2">
-                          <a:schemeClr val="dk1"/>
-                        </a:effectRef>
-                        <a:fontRef idx="minor"/>
-                      </wps:style>
-                      <wps:bodyPr/>
-                    </wps:wsp>
-                  </a:graphicData>
-                </a:graphic>
-              </wp:anchor>
-            </w:drawing>
-          </mc:Choice>
-          <mc:Fallback>
-            <w:pict>
-              <v:line id="shape_0" from="277.5pt,-341.35pt" to="383.2pt,-341.35pt" stroked="t" o:allowincell="f" style="position:absolute">
-                <v:stroke color="black" weight="19080" joinstyle="miter" endcap="flat"/>
-                <v:fill o:detectmouseclick="t" on="false"/>
-                <w10:wrap type="none"/>
-              </v:line>
-            </w:pict>
-          </mc:Fallback>
-        </mc:AlternateContent>
-        <mc:AlternateContent>
-          <mc:Choice Requires="wps">
-            <w:drawing>
-              <wp:anchor distT="0" distB="28575" distL="0" distR="28575" simplePos="0" relativeHeight="136" behindDoc="0" locked="0" layoutInCell="1" allowOverlap="1">
-                <wp:simplePos x="0" y="0"/>
-                <wp:positionH relativeFrom="column">
-                  <wp:posOffset>5343525</wp:posOffset>
-                </wp:positionH>
-                <wp:positionV relativeFrom="paragraph">
-                  <wp:posOffset>-5754370</wp:posOffset>
-                </wp:positionV>
-                <wp:extent cx="1133475" cy="1076325"/>
-                <wp:effectExtent l="3810" t="3175" r="2540" b="3175"/>
-                <wp:wrapNone/>
-                <wp:docPr id="7" name="Text Box 20"/>
-                <a:graphic xmlns:a="http://schemas.openxmlformats.org/drawingml/2006/main">
-                  <a:graphicData uri="http://schemas.microsoft.com/office/word/2010/wordprocessingShape">
-                    <wps:wsp>
-                      <wps:cNvSpPr/>
-                      <wps:spPr>
-                        <a:xfrm>
-                          <a:off x="0" y="0"/>
-                          <a:ext cx="1133640" cy="1076400"/>
-                        </a:xfrm>
-                        <a:prstGeom prst="rect">
-                          <a:avLst/>
-                        </a:prstGeom>
-                        <a:solidFill>
-                          <a:schemeClr val="lt1"/>
-                        </a:solidFill>
-                        <a:ln w="6350">
-                          <a:solidFill>
-                            <a:srgbClr val="000000"/>
-                          </a:solidFill>
-                          <a:round/>
-                        </a:ln>
-                      </wps:spPr>
-                      <wps:style>
-                        <a:lnRef idx="0">
-                          <a:schemeClr val="accent1"/>
-                        </a:lnRef>
-                        <a:fillRef idx="0">
-                          <a:schemeClr val="accent1"/>
-                        </a:fillRef>
-                        <a:effectRef idx="0">
-                          <a:schemeClr val="accent1"/>
-                        </a:effectRef>
-                        <a:fontRef idx="minor"/>
-                      </wps:style>
-                      <wps:txbx>
-                        <w:txbxContent>
-                          <w:p>
-                            <w:pPr>
-                              <w:pStyle w:val="FrameContents"/>
-                              <w:spacing w:before="0" w:after="160"/>
-                              <w:rPr>
-                                <w:color w:val="000000"/>
-                              </w:rPr>
-                            </w:pPr>
-                            <w:r>
-                              <w:rPr>
-                                <w:color w:val="000000"/>
-                              </w:rPr>
-                            </w:r>
-                          </w:p>
-                        </w:txbxContent>
-                      </wps:txbx>
-                      <wps:bodyPr anchor="t">
-                        <a:noAutofit/>
-                      </wps:bodyPr>
-                    </wps:wsp>
-                  </a:graphicData>
-                </a:graphic>
-              </wp:anchor>
-            </w:drawing>
-          </mc:Choice>
-          <mc:Fallback>
-            <w:pict>
-              <v:rect id="shape_0" fillcolor="white" stroked="t" o:allowincell="f" style="position:absolute;margin-left:420.75pt;margin-top:-453.1pt;width:89.2pt;height:84.7pt;mso-wrap-style:none;v-text-anchor:middle">
-                <v:fill o:detectmouseclick="t" type="solid" color2="black"/>
-                <v:stroke color="black" weight="6480" joinstyle="round" endcap="flat"/>
-                <v:textbox>
-                  <w:txbxContent>
-                    <w:p>
-                      <w:pPr>
-                        <w:pStyle w:val="FrameContents"/>
-                        <w:spacing w:before="0" w:after="160"/>
-                        <w:rPr>
-                          <w:color w:val="000000"/>
-                        </w:rPr>
-                      </w:pPr>
-                      <w:r>
-                        <w:rPr>
-                          <w:color w:val="000000"/>
-                        </w:rPr>
-                      </w:r>
-                    </w:p>
-                  </w:txbxContent>
-                </v:textbox>
-                <w10:wrap type="none"/>
-              </v:rect>
-            </w:pict>
-          </mc:Fallback>
-        </mc:AlternateContent>
-        <mc:AlternateContent>
-          <mc:Choice Requires="wps">
-            <w:drawing>
-              <wp:anchor distT="0" distB="19050" distL="0" distR="9525" simplePos="0" relativeHeight="138" behindDoc="0" locked="0" layoutInCell="1" allowOverlap="1">
-                <wp:simplePos x="0" y="0"/>
-                <wp:positionH relativeFrom="column">
-                  <wp:posOffset>5219700</wp:posOffset>
-                </wp:positionH>
-                <wp:positionV relativeFrom="paragraph">
-                  <wp:posOffset>-4335145</wp:posOffset>
-                </wp:positionV>
-                <wp:extent cx="1343025" cy="635"/>
-                <wp:effectExtent l="635" t="9525" r="635" b="9525"/>
-                <wp:wrapNone/>
-                <wp:docPr id="8" name="Straight Connector 21"/>
-                <a:graphic xmlns:a="http://schemas.openxmlformats.org/drawingml/2006/main">
-                  <a:graphicData uri="http://schemas.microsoft.com/office/word/2010/wordprocessingShape">
-                    <wps:wsp>
-                      <wps:cNvSpPr/>
-                      <wps:spPr>
-                        <a:xfrm>
-                          <a:off x="0" y="0"/>
-                          <a:ext cx="1343160" cy="720"/>
-                        </a:xfrm>
-                        <a:prstGeom prst="line">
-                          <a:avLst/>
-                        </a:prstGeom>
-                        <a:ln>
-                          <a:solidFill>
-                            <a:srgbClr val="000000"/>
-                          </a:solidFill>
-                        </a:ln>
-                      </wps:spPr>
-                      <wps:style>
-                        <a:lnRef idx="3">
-                          <a:schemeClr val="dk1"/>
-                        </a:lnRef>
-                        <a:fillRef idx="0">
-                          <a:schemeClr val="dk1"/>
-                        </a:fillRef>
-                        <a:effectRef idx="2">
-                          <a:schemeClr val="dk1"/>
-                        </a:effectRef>
-                        <a:fontRef idx="minor"/>
-                      </wps:style>
-                      <wps:bodyPr/>
-                    </wps:wsp>
-                  </a:graphicData>
-                </a:graphic>
-              </wp:anchor>
-            </w:drawing>
-          </mc:Choice>
-          <mc:Fallback>
-            <w:pict>
-              <v:line id="shape_0" from="411pt,-341.35pt" to="516.7pt,-341.35pt" stroked="t" o:allowincell="f" style="position:absolute">
-                <v:stroke color="black" weight="19080" joinstyle="miter" endcap="flat"/>
-                <v:fill o:detectmouseclick="t" on="false"/>
-                <w10:wrap type="none"/>
-              </v:line>
-            </w:pict>
-          </mc:Fallback>
-        </mc:AlternateContent>
-        <mc:AlternateContent>
-          <mc:Choice Requires="wps">
-            <w:drawing>
-              <wp:anchor distT="0" distB="0" distL="0" distR="0" simplePos="0" relativeHeight="139" behindDoc="0" locked="0" layoutInCell="1" allowOverlap="1">
-                <wp:simplePos x="0" y="0"/>
-                <wp:positionH relativeFrom="column">
-                  <wp:posOffset>233045</wp:posOffset>
-                </wp:positionH>
-                <wp:positionV relativeFrom="paragraph">
-                  <wp:posOffset>-5752465</wp:posOffset>
-                </wp:positionV>
-                <wp:extent cx="4707890" cy="381000"/>
-                <wp:effectExtent l="0" t="0" r="0" b="0"/>
-                <wp:wrapNone/>
-                <wp:docPr id="9" name="Text Box 22"/>
-                <a:graphic xmlns:a="http://schemas.openxmlformats.org/drawingml/2006/main">
-                  <a:graphicData uri="http://schemas.microsoft.com/office/word/2010/wordprocessingShape">
-                    <wps:wsp>
-                      <wps:cNvSpPr/>
-                      <wps:spPr>
-                        <a:xfrm>
-                          <a:off x="0" y="0"/>
-                          <a:ext cx="4707720" cy="380880"/>
-                        </a:xfrm>
-                        <a:prstGeom prst="rect">
-                          <a:avLst/>
-                        </a:prstGeom>
-                        <a:noFill/>
-                        <a:ln w="6350">
-                          <a:noFill/>
-                        </a:ln>
-                      </wps:spPr>
-                      <wps:style>
-                        <a:lnRef idx="0">
-                          <a:schemeClr val="accent1"/>
-                        </a:lnRef>
-                        <a:fillRef idx="0">
-                          <a:schemeClr val="accent1"/>
-                        </a:fillRef>
-                        <a:effectRef idx="0">
-                          <a:schemeClr val="accent1"/>
-                        </a:effectRef>
-                        <a:fontRef idx="minor"/>
-                      </wps:style>
-                      <wps:txbx>
-                        <w:txbxContent>
-                          <w:p>
-                            <w:pPr>
-                              <w:pStyle w:val="FrameContents"/>
-                              <w:jc w:val="center"/>
-                              <w:rPr>
-                                <w:rFonts w:ascii="Arial Black" w:hAnsi="Arial Black"/>
-                                <w:sz w:val="28"/>
-                                <w:szCs w:val="28"/>
-                                <w:lang w:val="en-US"/>
-                                <w14:textOutline w14:w="9525" w14:cap="rnd" w14:cmpd="sng" w14:algn="ctr">
-                                  <w14:solidFill>
-                                    <w14:srgbClr w14:val="000000"/>
-                                  </w14:solidFill>
-                                  <w14:prstDash w14:val="solid"/>
-                                  <w14:bevel/>
-                                </w14:textOutline>
-                              </w:rPr>
-                            </w:pPr>
-                            <w:r>
-                              <w:rPr>
-                                <w:rFonts w:ascii="Arial Black" w:hAnsi="Arial Black"/>
-                                <w:color w:val="000000"/>
-                                <w:sz w:val="28"/>
-                                <w:szCs w:val="28"/>
-                                <w:lang w:val="en-US"/>
-                                <w14:textOutline w14:w="9525" w14:cap="rnd" w14:cmpd="sng" w14:algn="ctr">
-                                  <w14:solidFill>
-                                    <w14:srgbClr w14:val="000000"/>
-                                  </w14:solidFill>
-                                  <w14:prstDash w14:val="solid"/>
-                                  <w14:bevel/>
-                                </w14:textOutline>
-                              </w:rPr>
-                              <w:t>${name}</w:t>
-                            </w:r>
-                          </w:p>
-                          <w:p>
-                            <w:pPr>
-                              <w:pStyle w:val="FrameContents"/>
-                              <w:spacing w:before="0" w:after="160"/>
-                              <w:jc w:val="center"/>
-                              <w:rPr>
-                                <w:rFonts w:ascii="Arial Black" w:hAnsi="Arial Black"/>
-                                <w:sz w:val="28"/>
-                                <w:szCs w:val="28"/>
-                                <w:lang w:val="en-US"/>
-                                <w14:textOutline w14:w="9525" w14:cap="rnd" w14:cmpd="sng" w14:algn="ctr">
-                                  <w14:solidFill>
-                                    <w14:srgbClr w14:val="000000"/>
-                                  </w14:solidFill>
-                                  <w14:prstDash w14:val="solid"/>
-                                  <w14:bevel/>
-                                </w14:textOutline>
-                              </w:rPr>
-                            </w:pPr>
-                            <w:r>
-                              <w:rPr>
-                                <w:color w:val="000000"/>
-                              </w:rPr>
-                            </w:r>
-                          </w:p>
-                        </w:txbxContent>
-                      </wps:txbx>
-                      <wps:bodyPr anchor="t">
-                        <a:noAutofit/>
-                      </wps:bodyPr>
-                    </wps:wsp>
-                  </a:graphicData>
-                </a:graphic>
-              </wp:anchor>
-            </w:drawing>
-          </mc:Choice>
-          <mc:Fallback>
-            <w:pict>
-              <v:rect id="shape_0" stroked="f" o:allowincell="f" style="position:absolute;margin-left:18.35pt;margin-top:-452.95pt;width:370.65pt;height:29.95pt;mso-wrap-style:square;v-text-anchor:top">
-                <v:fill o:detectmouseclick="t" on="false"/>
-                <v:stroke color="#3465a4" weight="6480" joinstyle="round" endcap="flat"/>
-                <v:textbox>
-                  <w:txbxContent>
-                    <w:p>
-                      <w:pPr>
-                        <w:pStyle w:val="FrameContents"/>
-                        <w:jc w:val="center"/>
-                        <w:rPr>
-                          <w:rFonts w:ascii="Arial Black" w:hAnsi="Arial Black"/>
-                          <w:sz w:val="28"/>
-                          <w:szCs w:val="28"/>
-                          <w:lang w:val="en-US"/>
-                          <w14:textOutline w14:w="9525" w14:cap="rnd" w14:cmpd="sng" w14:algn="ctr">
-                            <w14:solidFill>
-                              <w14:srgbClr w14:val="000000"/>
-                            </w14:solidFill>
-                            <w14:prstDash w14:val="solid"/>
-                            <w14:bevel/>
-                          </w14:textOutline>
-                        </w:rPr>
-                      </w:pPr>
-                      <w:r>
-                        <w:rPr>
-                          <w:rFonts w:ascii="Arial Black" w:hAnsi="Arial Black"/>
-                          <w:color w:val="000000"/>
-                          <w:sz w:val="28"/>
-                          <w:szCs w:val="28"/>
-                          <w:lang w:val="en-US"/>
-                          <w14:textOutline w14:w="9525" w14:cap="rnd" w14:cmpd="sng" w14:algn="ctr">
-                            <w14:solidFill>
-                              <w14:srgbClr w14:val="000000"/>
-                            </w14:solidFill>
-                            <w14:prstDash w14:val="solid"/>
-                            <w14:bevel/>
-                          </w14:textOutline>
-                        </w:rPr>
-                        <w:t>${name}</w:t>
-                      </w:r>
-                    </w:p>
-                    <w:p>
-                      <w:pPr>
-                        <w:pStyle w:val="FrameContents"/>
-                        <w:spacing w:before="0" w:after="160"/>
-                        <w:jc w:val="center"/>
-                        <w:rPr>
-                          <w:rFonts w:ascii="Arial Black" w:hAnsi="Arial Black"/>
-                          <w:sz w:val="28"/>
-                          <w:szCs w:val="28"/>
-                          <w:lang w:val="en-US"/>
-                          <w14:textOutline w14:w="9525" w14:cap="rnd" w14:cmpd="sng" w14:algn="ctr">
-                            <w14:solidFill>
-                              <w14:srgbClr w14:val="000000"/>
-                            </w14:solidFill>
-                            <w14:prstDash w14:val="solid"/>
-                            <w14:bevel/>
-                          </w14:textOutline>
-                        </w:rPr>
-                      </w:pPr>
-                      <w:r>
-                        <w:rPr>
-                          <w:color w:val="000000"/>
-                        </w:rPr>
-                      </w:r>
-                    </w:p>
-                  </w:txbxContent>
-                </v:textbox>
-                <w10:wrap type="none"/>
-              </v:rect>
-            </w:pict>
-          </mc:Fallback>
-        </mc:AlternateContent>
-        <mc:AlternateContent>
-          <mc:Choice Requires="wps">
-            <w:drawing>
-              <wp:anchor distT="0" distB="0" distL="0" distR="0" simplePos="0" relativeHeight="141" behindDoc="0" locked="0" layoutInCell="1" allowOverlap="1">
-                <wp:simplePos x="0" y="0"/>
-                <wp:positionH relativeFrom="column">
-                  <wp:posOffset>233045</wp:posOffset>
-                </wp:positionH>
-                <wp:positionV relativeFrom="paragraph">
-                  <wp:posOffset>-5188585</wp:posOffset>
-                </wp:positionV>
-                <wp:extent cx="4445000" cy="381000"/>
-                <wp:effectExtent l="0" t="0" r="0" b="0"/>
-                <wp:wrapNone/>
-                <wp:docPr id="10" name="Text Box 29"/>
-                <a:graphic xmlns:a="http://schemas.openxmlformats.org/drawingml/2006/main">
-                  <a:graphicData uri="http://schemas.microsoft.com/office/word/2010/wordprocessingShape">
-                    <wps:wsp>
-                      <wps:cNvSpPr/>
-                      <wps:spPr>
-                        <a:xfrm>
-                          <a:off x="0" y="0"/>
-                          <a:ext cx="4444920" cy="380880"/>
-                        </a:xfrm>
-                        <a:prstGeom prst="rect">
-                          <a:avLst/>
-                        </a:prstGeom>
-                        <a:noFill/>
-                        <a:ln w="6350">
-                          <a:noFill/>
-                        </a:ln>
-                      </wps:spPr>
-                      <wps:style>
-                        <a:lnRef idx="0">
-                          <a:schemeClr val="accent1"/>
-                        </a:lnRef>
-                        <a:fillRef idx="0">
-                          <a:schemeClr val="accent1"/>
-                        </a:fillRef>
-                        <a:effectRef idx="0">
-                          <a:schemeClr val="accent1"/>
-                        </a:effectRef>
-                        <a:fontRef idx="minor"/>
-                      </wps:style>
-                      <wps:txbx>
-                        <w:txbxContent>
-                          <w:p>
-                            <w:pPr>
-                              <w:pStyle w:val="FrameContents"/>
-                              <w:spacing w:before="0" w:after="160"/>
-                              <w:jc w:val="center"/>
-                              <w:rPr>
-                                <w:rFonts w:ascii="Arial Black" w:hAnsi="Arial Black"/>
-                                <w:sz w:val="28"/>
-                                <w:szCs w:val="28"/>
-                                <w:lang w:val="en-US"/>
-                                <w14:textOutline w14:w="9525" w14:cap="rnd" w14:cmpd="sng" w14:algn="ctr">
-                                  <w14:solidFill>
-                                    <w14:srgbClr w14:val="000000"/>
-                                  </w14:solidFill>
-                                  <w14:prstDash w14:val="solid"/>
-                                  <w14:bevel/>
-                                </w14:textOutline>
-                              </w:rPr>
-                            </w:pPr>
-                            <w:r>
-                              <w:rPr>
-                                <w:rFonts w:ascii="Arial Black" w:hAnsi="Arial Black"/>
-                                <w:color w:val="000000"/>
-                                <w:sz w:val="28"/>
-                                <w:szCs w:val="28"/>
-                                <w:lang w:val="en-US"/>
-                                <w14:textOutline w14:w="9525" w14:cap="rnd" w14:cmpd="sng" w14:algn="ctr">
-                                  <w14:solidFill>
-                                    <w14:srgbClr w14:val="000000"/>
-                                  </w14:solidFill>
-                                  <w14:prstDash w14:val="solid"/>
-                                  <w14:bevel/>
-                                </w14:textOutline>
-                              </w:rPr>
-                              <w:t>Pagsanjan, Laguna ${address}</w:t>
-                            </w:r>
-                          </w:p>
-                        </w:txbxContent>
-                      </wps:txbx>
-                      <wps:bodyPr anchor="t">
-                        <a:noAutofit/>
-                      </wps:bodyPr>
-                    </wps:wsp>
-                  </a:graphicData>
-                </a:graphic>
-              </wp:anchor>
-            </w:drawing>
-          </mc:Choice>
-          <mc:Fallback>
-            <w:pict>
-              <v:rect id="shape_0" stroked="f" o:allowincell="f" style="position:absolute;margin-left:18.35pt;margin-top:-408.55pt;width:349.95pt;height:29.95pt;mso-wrap-style:square;v-text-anchor:top">
-                <v:fill o:detectmouseclick="t" on="false"/>
-                <v:stroke color="#3465a4" weight="6480" joinstyle="round" endcap="flat"/>
-                <v:textbox>
-                  <w:txbxContent>
-                    <w:p>
-                      <w:pPr>
-                        <w:pStyle w:val="FrameContents"/>
-                        <w:spacing w:before="0" w:after="160"/>
-                        <w:jc w:val="center"/>
-                        <w:rPr>
-                          <w:rFonts w:ascii="Arial Black" w:hAnsi="Arial Black"/>
-                          <w:sz w:val="28"/>
-                          <w:szCs w:val="28"/>
-                          <w:lang w:val="en-US"/>
-                          <w14:textOutline w14:w="9525" w14:cap="rnd" w14:cmpd="sng" w14:algn="ctr">
-                            <w14:solidFill>
-                              <w14:srgbClr w14:val="000000"/>
-                            </w14:solidFill>
-                            <w14:prstDash w14:val="solid"/>
-                            <w14:bevel/>
-                          </w14:textOutline>
-                        </w:rPr>
-                      </w:pPr>
-                      <w:r>
-                        <w:rPr>
-                          <w:rFonts w:ascii="Arial Black" w:hAnsi="Arial Black"/>
-                          <w:color w:val="000000"/>
-                          <w:sz w:val="28"/>
-                          <w:szCs w:val="28"/>
-                          <w:lang w:val="en-US"/>
-                          <w14:textOutline w14:w="9525" w14:cap="rnd" w14:cmpd="sng" w14:algn="ctr">
-                            <w14:solidFill>
-                              <w14:srgbClr w14:val="000000"/>
-                            </w14:solidFill>
-                            <w14:prstDash w14:val="solid"/>
-                            <w14:bevel/>
-                          </w14:textOutline>
-                        </w:rPr>
-                        <w:t>Pagsanjan, Laguna ${address}</w:t>
-                      </w:r>
-                    </w:p>
-                  </w:txbxContent>
-                </v:textbox>
-                <w10:wrap type="none"/>
-              </v:rect>
-            </w:pict>
-          </mc:Fallback>
-        </mc:AlternateContent>
-        <mc:AlternateContent>
-          <mc:Choice Requires="wps">
-            <w:drawing>
-              <wp:anchor distT="0" distB="0" distL="0" distR="0" simplePos="0" relativeHeight="143" behindDoc="0" locked="0" layoutInCell="1" allowOverlap="1">
-                <wp:simplePos x="0" y="0"/>
-                <wp:positionH relativeFrom="column">
-                  <wp:posOffset>666750</wp:posOffset>
-                </wp:positionH>
-                <wp:positionV relativeFrom="paragraph">
-                  <wp:posOffset>-4582160</wp:posOffset>
-                </wp:positionV>
-                <wp:extent cx="1533525" cy="381000"/>
-                <wp:effectExtent l="0" t="0" r="0" b="0"/>
-                <wp:wrapNone/>
-                <wp:docPr id="11" name="Text Box 30"/>
-                <a:graphic xmlns:a="http://schemas.openxmlformats.org/drawingml/2006/main">
-                  <a:graphicData uri="http://schemas.microsoft.com/office/word/2010/wordprocessingShape">
-                    <wps:wsp>
-                      <wps:cNvSpPr/>
-                      <wps:spPr>
-                        <a:xfrm>
-                          <a:off x="0" y="0"/>
-                          <a:ext cx="1533600" cy="380880"/>
-                        </a:xfrm>
-                        <a:prstGeom prst="rect">
-                          <a:avLst/>
-                        </a:prstGeom>
-                        <a:noFill/>
-                        <a:ln w="6350">
-                          <a:noFill/>
-                        </a:ln>
-                      </wps:spPr>
-                      <wps:style>
-                        <a:lnRef idx="0">
-                          <a:schemeClr val="accent1"/>
-                        </a:lnRef>
-                        <a:fillRef idx="0">
-                          <a:schemeClr val="accent1"/>
-                        </a:fillRef>
-                        <a:effectRef idx="0">
-                          <a:schemeClr val="accent1"/>
-                        </a:effectRef>
-                        <a:fontRef idx="minor"/>
-                      </wps:style>
-                      <wps:txbx>
-                        <w:txbxContent>
-                          <w:p>
-                            <w:pPr>
-                              <w:pStyle w:val="FrameContents"/>
-                              <w:spacing w:before="0" w:after="160"/>
-                              <w:jc w:val="center"/>
-                              <w:rPr>
-                                <w:rFonts w:ascii="Arial" w:hAnsi="Arial" w:cs="Arial"/>
-                                <w:sz w:val="24"/>
-                                <w:lang w:val="en-US"/>
-                                <w14:textOutline w14:w="9525" w14:cap="rnd" w14:cmpd="sng" w14:algn="ctr">
-                                  <w14:solidFill>
-                                    <w14:srgbClr w14:val="000000"/>
-                                  </w14:solidFill>
-                                  <w14:prstDash w14:val="solid"/>
-                                  <w14:bevel/>
-                                </w14:textOutline>
-                              </w:rPr>
-                            </w:pPr>
-                            <w:r>
-                              <w:rPr>
-                                <w:color w:val="000000"/>
-                              </w:rPr>
-                              <w:t>${birthdate}</w:t>
-                            </w:r>
-                          </w:p>
-                        </w:txbxContent>
-                      </wps:txbx>
-                      <wps:bodyPr anchor="t">
-                        <a:noAutofit/>
-                      </wps:bodyPr>
-                    </wps:wsp>
-                  </a:graphicData>
-                </a:graphic>
-              </wp:anchor>
-            </w:drawing>
-          </mc:Choice>
-          <mc:Fallback>
-            <w:pict>
-              <v:rect id="shape_0" stroked="f" o:allowincell="f" style="position:absolute;margin-left:52.5pt;margin-top:-360.8pt;width:120.7pt;height:29.95pt;mso-wrap-style:square;v-text-anchor:top">
-                <v:fill o:detectmouseclick="t" on="false"/>
-                <v:stroke color="#3465a4" weight="6480" joinstyle="round" endcap="flat"/>
-                <v:textbox>
-                  <w:txbxContent>
-                    <w:p>
-                      <w:pPr>
-                        <w:pStyle w:val="FrameContents"/>
-                        <w:spacing w:before="0" w:after="160"/>
-                        <w:jc w:val="center"/>
-                        <w:rPr>
-                          <w:rFonts w:ascii="Arial" w:hAnsi="Arial" w:cs="Arial"/>
-                          <w:sz w:val="24"/>
-                          <w:lang w:val="en-US"/>
-                          <w14:textOutline w14:w="9525" w14:cap="rnd" w14:cmpd="sng" w14:algn="ctr">
-                            <w14:solidFill>
-                              <w14:srgbClr w14:val="000000"/>
-                            </w14:solidFill>
-                            <w14:prstDash w14:val="solid"/>
-                            <w14:bevel/>
-                          </w14:textOutline>
-                        </w:rPr>
-                      </w:pPr>
-                      <w:r>
-                        <w:rPr>
-                          <w:color w:val="000000"/>
-                        </w:rPr>
-                        <w:t>${birthdate}</w:t>
-                      </w:r>
-                    </w:p>
-                  </w:txbxContent>
-                </v:textbox>
-                <w10:wrap type="none"/>
-              </v:rect>
-            </w:pict>
-          </mc:Fallback>
-        </mc:AlternateContent>
-        <mc:AlternateContent>
-          <mc:Choice Requires="wps">
-            <w:drawing>
-              <wp:anchor distT="0" distB="0" distL="0" distR="0" simplePos="0" relativeHeight="145" behindDoc="0" locked="0" layoutInCell="1" allowOverlap="1">
-                <wp:simplePos x="0" y="0"/>
-                <wp:positionH relativeFrom="column">
-                  <wp:posOffset>3855720</wp:posOffset>
-                </wp:positionH>
-                <wp:positionV relativeFrom="paragraph">
-                  <wp:posOffset>-4582795</wp:posOffset>
-                </wp:positionV>
-                <wp:extent cx="559435" cy="381000"/>
-                <wp:effectExtent l="0" t="0" r="0" b="0"/>
-                <wp:wrapNone/>
-                <wp:docPr id="12" name="Text Box 33"/>
-                <a:graphic xmlns:a="http://schemas.openxmlformats.org/drawingml/2006/main">
-                  <a:graphicData uri="http://schemas.microsoft.com/office/word/2010/wordprocessingShape">
-                    <wps:wsp>
-                      <wps:cNvSpPr/>
-                      <wps:spPr>
-                        <a:xfrm>
-                          <a:off x="0" y="0"/>
-                          <a:ext cx="559440" cy="380880"/>
-                        </a:xfrm>
-                        <a:prstGeom prst="rect">
-                          <a:avLst/>
-                        </a:prstGeom>
-                        <a:noFill/>
-                        <a:ln w="6350">
-                          <a:noFill/>
-                        </a:ln>
-                      </wps:spPr>
-                      <wps:style>
-                        <a:lnRef idx="0">
-                          <a:schemeClr val="accent1"/>
-                        </a:lnRef>
-                        <a:fillRef idx="0">
-                          <a:schemeClr val="accent1"/>
-                        </a:fillRef>
-                        <a:effectRef idx="0">
-                          <a:schemeClr val="accent1"/>
-                        </a:effectRef>
-                        <a:fontRef idx="minor"/>
-                      </wps:style>
-                      <wps:txbx>
-                        <w:txbxContent>
-                          <w:p>
-                            <w:pPr>
-                              <w:pStyle w:val="FrameContents"/>
-                              <w:spacing w:before="0" w:after="160"/>
-                              <w:jc w:val="center"/>
-                              <w:rPr>
-                                <w:rFonts w:ascii="Arial" w:hAnsi="Arial" w:cs="Arial"/>
-                                <w:sz w:val="24"/>
-                                <w:lang w:val="en-US"/>
-                                <w14:textOutline w14:w="9525" w14:cap="rnd" w14:cmpd="sng" w14:algn="ctr">
-                                  <w14:solidFill>
-                                    <w14:srgbClr w14:val="000000"/>
-                                  </w14:solidFill>
-                                  <w14:prstDash w14:val="solid"/>
-                                  <w14:bevel/>
-                                </w14:textOutline>
-                              </w:rPr>
-                            </w:pPr>
-                            <w:r>
-                              <w:rPr>
-                                <w:rFonts w:cs="Arial" w:ascii="Arial" w:hAnsi="Arial"/>
-                                <w:color w:val="000000"/>
-                                <w:sz w:val="24"/>
-                                <w:lang w:val="en-US"/>
-                                <w14:textOutline w14:w="9525" w14:cap="rnd" w14:cmpd="sng" w14:algn="ctr">
-                                  <w14:solidFill>
-                                    <w14:srgbClr w14:val="000000"/>
-                                  </w14:solidFill>
-                                  <w14:prstDash w14:val="solid"/>
-                                  <w14:bevel/>
-                                </w14:textOutline>
-                              </w:rPr>
-                              <w:t>${age}</w:t>
-                            </w:r>
-                            <w:r>
-                              <w:rPr>
-                                <w:rFonts w:cs="Arial" w:ascii="Arial" w:hAnsi="Arial"/>
-                                <w:color w:val="000000"/>
-                                <w:sz w:val="24"/>
-                                <w:lang w:val="en-US"/>
-                                <w14:textOutline w14:w="9525" w14:cap="rnd" w14:cmpd="sng" w14:algn="ctr">
-                                  <w14:solidFill>
-                                    <w14:srgbClr w14:val="000000"/>
-                                  </w14:solidFill>
-                                  <w14:prstDash w14:val="solid"/>
-                                  <w14:bevel/>
-                                </w14:textOutline>
-                              </w:rPr>
-                              <w:tab/>
-                            </w:r>
-                          </w:p>
-                        </w:txbxContent>
-                      </wps:txbx>
-                      <wps:bodyPr anchor="t">
-                        <a:noAutofit/>
-                      </wps:bodyPr>
-                    </wps:wsp>
-                  </a:graphicData>
-                </a:graphic>
-              </wp:anchor>
-            </w:drawing>
-          </mc:Choice>
-          <mc:Fallback>
-            <w:pict>
-              <v:rect id="shape_0" stroked="f" o:allowincell="f" style="position:absolute;margin-left:303.6pt;margin-top:-360.85pt;width:44pt;height:29.95pt;mso-wrap-style:square;v-text-anchor:top">
-                <v:fill o:detectmouseclick="t" on="false"/>
-                <v:stroke color="#3465a4" weight="6480" joinstyle="round" endcap="flat"/>
-                <v:textbox>
-                  <w:txbxContent>
-                    <w:p>
-                      <w:pPr>
-                        <w:pStyle w:val="FrameContents"/>
-                        <w:spacing w:before="0" w:after="160"/>
-                        <w:jc w:val="center"/>
-                        <w:rPr>
-                          <w:rFonts w:ascii="Arial" w:hAnsi="Arial" w:cs="Arial"/>
-                          <w:sz w:val="24"/>
-                          <w:lang w:val="en-US"/>
-                          <w14:textOutline w14:w="9525" w14:cap="rnd" w14:cmpd="sng" w14:algn="ctr">
-                            <w14:solidFill>
-                              <w14:srgbClr w14:val="000000"/>
-                            </w14:solidFill>
-                            <w14:prstDash w14:val="solid"/>
-                            <w14:bevel/>
-                          </w14:textOutline>
-                        </w:rPr>
-                      </w:pPr>
-                      <w:r>
-                        <w:rPr>
-                          <w:rFonts w:cs="Arial" w:ascii="Arial" w:hAnsi="Arial"/>
-                          <w:color w:val="000000"/>
-                          <w:sz w:val="24"/>
-                          <w:lang w:val="en-US"/>
-                          <w14:textOutline w14:w="9525" w14:cap="rnd" w14:cmpd="sng" w14:algn="ctr">
-                            <w14:solidFill>
-                              <w14:srgbClr w14:val="000000"/>
-                            </w14:solidFill>
-                            <w14:prstDash w14:val="solid"/>
-                            <w14:bevel/>
-                          </w14:textOutline>
-                        </w:rPr>
-                        <w:t>${age}</w:t>
-                      </w:r>
-                      <w:r>
-                        <w:rPr>
-                          <w:rFonts w:cs="Arial" w:ascii="Arial" w:hAnsi="Arial"/>
-                          <w:color w:val="000000"/>
-                          <w:sz w:val="24"/>
-                          <w:lang w:val="en-US"/>
-                          <w14:textOutline w14:w="9525" w14:cap="rnd" w14:cmpd="sng" w14:algn="ctr">
-                            <w14:solidFill>
-                              <w14:srgbClr w14:val="000000"/>
-                            </w14:solidFill>
-                            <w14:prstDash w14:val="solid"/>
-                            <w14:bevel/>
-                          </w14:textOutline>
-                        </w:rPr>
-                        <w:tab/>
-                      </w:r>
-                    </w:p>
-                  </w:txbxContent>
-                </v:textbox>
-                <w10:wrap type="none"/>
-              </v:rect>
-            </w:pict>
-          </mc:Fallback>
-        </mc:AlternateContent>
-        <mc:AlternateContent>
-          <mc:Choice Requires="wps">
-            <w:drawing>
-              <wp:anchor distT="0" distB="0" distL="0" distR="0" simplePos="0" relativeHeight="147" behindDoc="0" locked="0" layoutInCell="1" allowOverlap="1">
-                <wp:simplePos x="0" y="0"/>
-                <wp:positionH relativeFrom="column">
-                  <wp:posOffset>28575</wp:posOffset>
-                </wp:positionH>
-                <wp:positionV relativeFrom="paragraph">
-                  <wp:posOffset>-2382520</wp:posOffset>
-                </wp:positionV>
-                <wp:extent cx="2581275" cy="1162050"/>
-                <wp:effectExtent l="0" t="0" r="0" b="0"/>
-                <wp:wrapNone/>
-                <wp:docPr id="13" name="Text Box 34"/>
-                <a:graphic xmlns:a="http://schemas.openxmlformats.org/drawingml/2006/main">
-                  <a:graphicData uri="http://schemas.microsoft.com/office/word/2010/wordprocessingShape">
-                    <wps:wsp>
-                      <wps:cNvSpPr/>
-                      <wps:spPr>
-                        <a:xfrm>
-                          <a:off x="0" y="0"/>
-                          <a:ext cx="2581200" cy="1162080"/>
-                        </a:xfrm>
-                        <a:prstGeom prst="rect">
-                          <a:avLst/>
-                        </a:prstGeom>
-                        <a:noFill/>
-                        <a:ln w="6350">
-                          <a:noFill/>
-                        </a:ln>
-                      </wps:spPr>
-                      <wps:style>
-                        <a:lnRef idx="0">
-                          <a:schemeClr val="accent1"/>
-                        </a:lnRef>
-                        <a:fillRef idx="0">
-                          <a:schemeClr val="accent1"/>
-                        </a:fillRef>
-                        <a:effectRef idx="0">
-                          <a:schemeClr val="accent1"/>
-                        </a:effectRef>
-                        <a:fontRef idx="minor"/>
-                      </wps:style>
-                      <wps:txbx>
-                        <w:txbxContent>
-                          <w:p>
-                            <w:pPr>
-                              <w:pStyle w:val="FrameContents"/>
-                              <w:spacing w:lineRule="auto" w:line="240" w:before="0" w:after="0"/>
-                              <w:rPr>
-                                <w14:textOutline w14:w="9525" w14:cap="rnd" w14:cmpd="sng" w14:algn="ctr">
-                                  <w14:solidFill>
-                                    <w14:srgbClr w14:val="000000"/>
-                                  </w14:solidFill>
-                                  <w14:prstDash w14:val="solid"/>
-                                  <w14:bevel/>
-                                </w14:textOutline>
-                              </w:rPr>
-                            </w:pPr>
-                            <w:r>
-                              <w:rPr>
-                                <w:color w:val="000000"/>
-                                <w14:textOutline w14:w="9525" w14:cap="rnd" w14:cmpd="sng" w14:algn="ctr">
-                                  <w14:solidFill>
-                                    <w14:srgbClr w14:val="000000"/>
-                                  </w14:solidFill>
-                                  <w14:prstDash w14:val="solid"/>
-                                  <w14:bevel/>
-                                </w14:textOutline>
-                              </w:rPr>
-                              <w:t>CTC No.__________________________</w:t>
-                            </w:r>
-                          </w:p>
-                          <w:p>
-                            <w:pPr>
-                              <w:pStyle w:val="FrameContents"/>
-                              <w:spacing w:lineRule="auto" w:line="240" w:before="0" w:after="0"/>
-                              <w:rPr>
-                                <w14:textOutline w14:w="9525" w14:cap="rnd" w14:cmpd="sng" w14:algn="ctr">
-                                  <w14:solidFill>
-                                    <w14:srgbClr w14:val="000000"/>
-                                  </w14:solidFill>
-                                  <w14:prstDash w14:val="solid"/>
-                                  <w14:bevel/>
-                                </w14:textOutline>
-                              </w:rPr>
-                            </w:pPr>
-                            <w:r>
-                              <w:rPr>
-                                <w:color w:val="000000"/>
-                                <w14:textOutline w14:w="9525" w14:cap="rnd" w14:cmpd="sng" w14:algn="ctr">
-                                  <w14:solidFill>
-                                    <w14:srgbClr w14:val="000000"/>
-                                  </w14:solidFill>
-                                  <w14:prstDash w14:val="solid"/>
-                                  <w14:bevel/>
-                                </w14:textOutline>
-                              </w:rPr>
-                              <w:t>Amount Paid: _____________________</w:t>
-                            </w:r>
-                          </w:p>
-                          <w:p>
-                            <w:pPr>
-                              <w:pStyle w:val="FrameContents"/>
-                              <w:spacing w:lineRule="auto" w:line="240" w:before="0" w:after="0"/>
-                              <w:rPr>
-                                <w14:textOutline w14:w="9525" w14:cap="rnd" w14:cmpd="sng" w14:algn="ctr">
-                                  <w14:solidFill>
-                                    <w14:srgbClr w14:val="000000"/>
-                                  </w14:solidFill>
-                                  <w14:prstDash w14:val="solid"/>
-                                  <w14:bevel/>
-                                </w14:textOutline>
-                              </w:rPr>
-                            </w:pPr>
-                            <w:r>
-                              <w:rPr>
-                                <w:color w:val="000000"/>
-                                <w14:textOutline w14:w="9525" w14:cap="rnd" w14:cmpd="sng" w14:algn="ctr">
-                                  <w14:solidFill>
-                                    <w14:srgbClr w14:val="000000"/>
-                                  </w14:solidFill>
-                                  <w14:prstDash w14:val="solid"/>
-                                  <w14:bevel/>
-                                </w14:textOutline>
-                              </w:rPr>
-                              <w:t>Purpose: _________________________</w:t>
-                            </w:r>
-                          </w:p>
-                          <w:p>
-                            <w:pPr>
-                              <w:pStyle w:val="FrameContents"/>
-                              <w:spacing w:lineRule="auto" w:line="240" w:before="0" w:after="0"/>
-                              <w:rPr>
-                                <w14:textOutline w14:w="9525" w14:cap="rnd" w14:cmpd="sng" w14:algn="ctr">
-                                  <w14:solidFill>
-                                    <w14:srgbClr w14:val="000000"/>
-                                  </w14:solidFill>
-                                  <w14:prstDash w14:val="solid"/>
-                                  <w14:bevel/>
-                                </w14:textOutline>
-                              </w:rPr>
-                            </w:pPr>
-                            <w:r>
-                              <w:rPr>
-                                <w:color w:val="000000"/>
-                                <w14:textOutline w14:w="9525" w14:cap="rnd" w14:cmpd="sng" w14:algn="ctr">
-                                  <w14:solidFill>
-                                    <w14:srgbClr w14:val="000000"/>
-                                  </w14:solidFill>
-                                  <w14:prstDash w14:val="solid"/>
-                                  <w14:bevel/>
-                                </w14:textOutline>
-                              </w:rPr>
-                              <w:t>Place of Issue: _____________________</w:t>
-                            </w:r>
-                          </w:p>
-                          <w:p>
-                            <w:pPr>
-                              <w:pStyle w:val="FrameContents"/>
-                              <w:spacing w:lineRule="auto" w:line="240" w:before="0" w:after="0"/>
-                              <w:rPr>
-                                <w14:textOutline w14:w="9525" w14:cap="rnd" w14:cmpd="sng" w14:algn="ctr">
-                                  <w14:solidFill>
-                                    <w14:srgbClr w14:val="000000"/>
-                                  </w14:solidFill>
-                                  <w14:prstDash w14:val="solid"/>
-                                  <w14:bevel/>
-                                </w14:textOutline>
-                              </w:rPr>
-                            </w:pPr>
-                            <w:r>
-                              <w:rPr>
-                                <w:color w:val="000000"/>
-                                <w14:textOutline w14:w="9525" w14:cap="rnd" w14:cmpd="sng" w14:algn="ctr">
-                                  <w14:solidFill>
-                                    <w14:srgbClr w14:val="000000"/>
-                                  </w14:solidFill>
-                                  <w14:prstDash w14:val="solid"/>
-                                  <w14:bevel/>
-                                </w14:textOutline>
-                              </w:rPr>
-                              <w:t>Date of Issued: ____________________</w:t>
-                            </w:r>
-                          </w:p>
-                          <w:p>
-                            <w:pPr>
-                              <w:pStyle w:val="FrameContents"/>
-                              <w:spacing w:lineRule="auto" w:line="240" w:before="0" w:after="0"/>
-                              <w:rPr>
-                                <w14:textOutline w14:w="9525" w14:cap="rnd" w14:cmpd="sng" w14:algn="ctr">
-                                  <w14:solidFill>
-                                    <w14:srgbClr w14:val="000000"/>
-                                  </w14:solidFill>
-                                  <w14:prstDash w14:val="solid"/>
-                                  <w14:bevel/>
-                                </w14:textOutline>
-                              </w:rPr>
-                            </w:pPr>
-                            <w:r>
-                              <w:rPr>
-                                <w:color w:val="000000"/>
-                                <w14:textOutline w14:w="9525" w14:cap="rnd" w14:cmpd="sng" w14:algn="ctr">
-                                  <w14:solidFill>
-                                    <w14:srgbClr w14:val="000000"/>
-                                  </w14:solidFill>
-                                  <w14:prstDash w14:val="solid"/>
-                                  <w14:bevel/>
-                                </w14:textOutline>
-                              </w:rPr>
-                              <w:t>Paid under O.R. ____________________</w:t>
-                            </w:r>
-                          </w:p>
-                        </w:txbxContent>
-                      </wps:txbx>
-                      <wps:bodyPr anchor="t">
-                        <a:noAutofit/>
-                      </wps:bodyPr>
-                    </wps:wsp>
-                  </a:graphicData>
-                </a:graphic>
-              </wp:anchor>
-            </w:drawing>
-          </mc:Choice>
-          <mc:Fallback>
-            <w:pict>
-              <v:rect id="shape_0" stroked="f" o:allowincell="f" style="position:absolute;margin-left:2.25pt;margin-top:-187.6pt;width:203.2pt;height:91.45pt;mso-wrap-style:square;v-text-anchor:top">
-                <v:fill o:detectmouseclick="t" on="false"/>
-                <v:stroke color="#3465a4" weight="6480" joinstyle="round" endcap="flat"/>
-                <v:textbox>
-                  <w:txbxContent>
-                    <w:p>
-                      <w:pPr>
-                        <w:pStyle w:val="FrameContents"/>
-                        <w:spacing w:lineRule="auto" w:line="240" w:before="0" w:after="0"/>
-                        <w:rPr>
-                          <w14:textOutline w14:w="9525" w14:cap="rnd" w14:cmpd="sng" w14:algn="ctr">
-                            <w14:solidFill>
-                              <w14:srgbClr w14:val="000000"/>
-                            </w14:solidFill>
-                            <w14:prstDash w14:val="solid"/>
-                            <w14:bevel/>
-                          </w14:textOutline>
-                        </w:rPr>
-                      </w:pPr>
-                      <w:r>
-                        <w:rPr>
-                          <w:color w:val="000000"/>
-                          <w14:textOutline w14:w="9525" w14:cap="rnd" w14:cmpd="sng" w14:algn="ctr">
-                            <w14:solidFill>
-                              <w14:srgbClr w14:val="000000"/>
-                            </w14:solidFill>
-                            <w14:prstDash w14:val="solid"/>
-                            <w14:bevel/>
-                          </w14:textOutline>
-                        </w:rPr>
-                        <w:t>CTC No.__________________________</w:t>
-                      </w:r>
-                    </w:p>
-                    <w:p>
-                      <w:pPr>
-                        <w:pStyle w:val="FrameContents"/>
-                        <w:spacing w:lineRule="auto" w:line="240" w:before="0" w:after="0"/>
-                        <w:rPr>
-                          <w14:textOutline w14:w="9525" w14:cap="rnd" w14:cmpd="sng" w14:algn="ctr">
-                            <w14:solidFill>
-                              <w14:srgbClr w14:val="000000"/>
-                            </w14:solidFill>
-                            <w14:prstDash w14:val="solid"/>
-                            <w14:bevel/>
-                          </w14:textOutline>
-                        </w:rPr>
-                      </w:pPr>
-                      <w:r>
-                        <w:rPr>
-                          <w:color w:val="000000"/>
-                          <w14:textOutline w14:w="9525" w14:cap="rnd" w14:cmpd="sng" w14:algn="ctr">
-                            <w14:solidFill>
-                              <w14:srgbClr w14:val="000000"/>
-                            </w14:solidFill>
-                            <w14:prstDash w14:val="solid"/>
-                            <w14:bevel/>
-                          </w14:textOutline>
-                        </w:rPr>
-                        <w:t>Amount Paid: _____________________</w:t>
-                      </w:r>
-                    </w:p>
-                    <w:p>
-                      <w:pPr>
-                        <w:pStyle w:val="FrameContents"/>
-                        <w:spacing w:lineRule="auto" w:line="240" w:before="0" w:after="0"/>
-                        <w:rPr>
-                          <w14:textOutline w14:w="9525" w14:cap="rnd" w14:cmpd="sng" w14:algn="ctr">
-                            <w14:solidFill>
-                              <w14:srgbClr w14:val="000000"/>
-                            </w14:solidFill>
-                            <w14:prstDash w14:val="solid"/>
-                            <w14:bevel/>
-                          </w14:textOutline>
-                        </w:rPr>
-                      </w:pPr>
-                      <w:r>
-                        <w:rPr>
-                          <w:color w:val="000000"/>
-                          <w14:textOutline w14:w="9525" w14:cap="rnd" w14:cmpd="sng" w14:algn="ctr">
-                            <w14:solidFill>
-                              <w14:srgbClr w14:val="000000"/>
-                            </w14:solidFill>
-                            <w14:prstDash w14:val="solid"/>
-                            <w14:bevel/>
-                          </w14:textOutline>
-                        </w:rPr>
-                        <w:t>Purpose: _________________________</w:t>
-                      </w:r>
-                    </w:p>
-                    <w:p>
-                      <w:pPr>
-                        <w:pStyle w:val="FrameContents"/>
-                        <w:spacing w:lineRule="auto" w:line="240" w:before="0" w:after="0"/>
-                        <w:rPr>
-                          <w14:textOutline w14:w="9525" w14:cap="rnd" w14:cmpd="sng" w14:algn="ctr">
-                            <w14:solidFill>
-                              <w14:srgbClr w14:val="000000"/>
-                            </w14:solidFill>
-                            <w14:prstDash w14:val="solid"/>
-                            <w14:bevel/>
-                          </w14:textOutline>
-                        </w:rPr>
-                      </w:pPr>
-                      <w:r>
-                        <w:rPr>
-                          <w:color w:val="000000"/>
-                          <w14:textOutline w14:w="9525" w14:cap="rnd" w14:cmpd="sng" w14:algn="ctr">
-                            <w14:solidFill>
-                              <w14:srgbClr w14:val="000000"/>
-                            </w14:solidFill>
-                            <w14:prstDash w14:val="solid"/>
-                            <w14:bevel/>
-                          </w14:textOutline>
-                        </w:rPr>
-                        <w:t>Place of Issue: _____________________</w:t>
-                      </w:r>
-                    </w:p>
-                    <w:p>
-                      <w:pPr>
-                        <w:pStyle w:val="FrameContents"/>
-                        <w:spacing w:lineRule="auto" w:line="240" w:before="0" w:after="0"/>
-                        <w:rPr>
-                          <w14:textOutline w14:w="9525" w14:cap="rnd" w14:cmpd="sng" w14:algn="ctr">
-                            <w14:solidFill>
-                              <w14:srgbClr w14:val="000000"/>
-                            </w14:solidFill>
-                            <w14:prstDash w14:val="solid"/>
-                            <w14:bevel/>
-                          </w14:textOutline>
-                        </w:rPr>
-                      </w:pPr>
-                      <w:r>
-                        <w:rPr>
-                          <w:color w:val="000000"/>
-                          <w14:textOutline w14:w="9525" w14:cap="rnd" w14:cmpd="sng" w14:algn="ctr">
-                            <w14:solidFill>
-                              <w14:srgbClr w14:val="000000"/>
-                            </w14:solidFill>
-                            <w14:prstDash w14:val="solid"/>
-                            <w14:bevel/>
-                          </w14:textOutline>
-                        </w:rPr>
-                        <w:t>Date of Issued: ____________________</w:t>
-                      </w:r>
-                    </w:p>
-                    <w:p>
-                      <w:pPr>
-                        <w:pStyle w:val="FrameContents"/>
-                        <w:spacing w:lineRule="auto" w:line="240" w:before="0" w:after="0"/>
-                        <w:rPr>
-                          <w14:textOutline w14:w="9525" w14:cap="rnd" w14:cmpd="sng" w14:algn="ctr">
-                            <w14:solidFill>
-                              <w14:srgbClr w14:val="000000"/>
-                            </w14:solidFill>
-                            <w14:prstDash w14:val="solid"/>
-                            <w14:bevel/>
-                          </w14:textOutline>
-                        </w:rPr>
-                      </w:pPr>
-                      <w:r>
-                        <w:rPr>
-                          <w:color w:val="000000"/>
-                          <w14:textOutline w14:w="9525" w14:cap="rnd" w14:cmpd="sng" w14:algn="ctr">
-                            <w14:solidFill>
-                              <w14:srgbClr w14:val="000000"/>
-                            </w14:solidFill>
-                            <w14:prstDash w14:val="solid"/>
-                            <w14:bevel/>
-                          </w14:textOutline>
-                        </w:rPr>
-                        <w:t>Paid under O.R. ____________________</w:t>
-                      </w:r>
-                    </w:p>
-                  </w:txbxContent>
-                </v:textbox>
-                <w10:wrap type="none"/>
-              </v:rect>
-            </w:pict>
-          </mc:Fallback>
-        </mc:AlternateContent>
-        <mc:AlternateContent>
-          <mc:Choice Requires="wps">
-            <w:drawing>
-              <wp:anchor distT="0" distB="0" distL="0" distR="0" simplePos="0" relativeHeight="149" behindDoc="0" locked="0" layoutInCell="1" allowOverlap="1">
-                <wp:simplePos x="0" y="0"/>
-                <wp:positionH relativeFrom="column">
-                  <wp:posOffset>685800</wp:posOffset>
-                </wp:positionH>
-                <wp:positionV relativeFrom="paragraph">
-                  <wp:posOffset>-2059305</wp:posOffset>
-                </wp:positionV>
-                <wp:extent cx="1971675" cy="342900"/>
-                <wp:effectExtent l="0" t="0" r="0" b="0"/>
-                <wp:wrapNone/>
-                <wp:docPr id="14" name="Text Box 35"/>
-                <a:graphic xmlns:a="http://schemas.openxmlformats.org/drawingml/2006/main">
-                  <a:graphicData uri="http://schemas.microsoft.com/office/word/2010/wordprocessingShape">
-                    <wps:wsp>
-                      <wps:cNvSpPr/>
-                      <wps:spPr>
-                        <a:xfrm>
-                          <a:off x="0" y="0"/>
-                          <a:ext cx="1971720" cy="343080"/>
-                        </a:xfrm>
-                        <a:prstGeom prst="rect">
-                          <a:avLst/>
-                        </a:prstGeom>
-                        <a:noFill/>
-                        <a:ln w="6350">
-                          <a:noFill/>
-                        </a:ln>
-                      </wps:spPr>
-                      <wps:style>
-                        <a:lnRef idx="0">
-                          <a:schemeClr val="accent1"/>
-                        </a:lnRef>
-                        <a:fillRef idx="0">
-                          <a:schemeClr val="accent1"/>
-                        </a:fillRef>
-                        <a:effectRef idx="0">
-                          <a:schemeClr val="accent1"/>
-                        </a:effectRef>
-                        <a:fontRef idx="minor"/>
-                      </wps:style>
-                      <wps:txbx>
-                        <w:txbxContent>
-                          <w:p>
-                            <w:pPr>
-                              <w:pStyle w:val="FrameContents"/>
-                              <w:rPr>
-                                <w:rFonts w:ascii="Arial" w:hAnsi="Arial" w:cs="Arial"/>
-                                <w:b/>
-                                <w:i/>
-                                <w:iCs/>
-                                <w:lang w:val="en-US"/>
-                              </w:rPr>
-                            </w:pPr>
-                            <w:r>
-                              <w:rPr>
-                                <w:rFonts w:cs="Arial" w:ascii="Arial" w:hAnsi="Arial"/>
-                                <w:b/>
-                                <w:i/>
-                                <w:iCs/>
-                                <w:color w:val="000000"/>
-                                <w:lang w:val="en-US"/>
-                              </w:rPr>
-                              <w:t>${purpose}</w:t>
-                            </w:r>
-                            <w:r>
-                              <w:rPr>
-                                <w:rFonts w:cs="Arial" w:ascii="Arial" w:hAnsi="Arial"/>
-                                <w:b/>
-                                <w:i/>
-                                <w:iCs/>
-                                <w:color w:val="000000"/>
-                                <w:lang w:val="en-US"/>
-                              </w:rPr>
-                              <w:t xml:space="preserve"> </w:t>
-                            </w:r>
-                          </w:p>
-                          <w:p>
-                            <w:pPr>
-                              <w:pStyle w:val="FrameContents"/>
-                              <w:spacing w:before="0" w:after="160"/>
-                              <w:rPr>
-                                <w:color w:val="000000"/>
-                              </w:rPr>
-                            </w:pPr>
-                            <w:r>
-                              <w:rPr>
-                                <w:color w:val="000000"/>
-                              </w:rPr>
-                            </w:r>
-                          </w:p>
-                        </w:txbxContent>
-                      </wps:txbx>
-                      <wps:bodyPr anchor="t">
-                        <a:noAutofit/>
-                      </wps:bodyPr>
-                    </wps:wsp>
-                  </a:graphicData>
-                </a:graphic>
-              </wp:anchor>
-            </w:drawing>
-          </mc:Choice>
-          <mc:Fallback>
-            <w:pict>
-              <v:rect id="shape_0" stroked="f" o:allowincell="f" style="position:absolute;margin-left:54pt;margin-top:-162.15pt;width:155.2pt;height:26.95pt;mso-wrap-style:square;v-text-anchor:top">
-                <v:fill o:detectmouseclick="t" on="false"/>
-                <v:stroke color="#3465a4" weight="6480" joinstyle="round" endcap="flat"/>
-                <v:textbox>
-                  <w:txbxContent>
-                    <w:p>
-                      <w:pPr>
-                        <w:pStyle w:val="FrameContents"/>
-                        <w:rPr>
-                          <w:rFonts w:ascii="Arial" w:hAnsi="Arial" w:cs="Arial"/>
-                          <w:b/>
-                          <w:i/>
-                          <w:iCs/>
-                          <w:lang w:val="en-US"/>
-                        </w:rPr>
-                      </w:pPr>
-                      <w:r>
-                        <w:rPr>
-                          <w:rFonts w:cs="Arial" w:ascii="Arial" w:hAnsi="Arial"/>
-                          <w:b/>
-                          <w:i/>
-                          <w:iCs/>
-                          <w:color w:val="000000"/>
-                          <w:lang w:val="en-US"/>
-                        </w:rPr>
-                        <w:t>${purpose}</w:t>
-                      </w:r>
-                      <w:r>
-                        <w:rPr>
-                          <w:rFonts w:cs="Arial" w:ascii="Arial" w:hAnsi="Arial"/>
-                          <w:b/>
-                          <w:i/>
-                          <w:iCs/>
-                          <w:color w:val="000000"/>
-                          <w:lang w:val="en-US"/>
-                        </w:rPr>
-                        <w:t xml:space="preserve"> </w:t>
-                      </w:r>
-                    </w:p>
-                    <w:p>
-                      <w:pPr>
-                        <w:pStyle w:val="FrameContents"/>
-                        <w:spacing w:before="0" w:after="160"/>
-                        <w:rPr>
-                          <w:color w:val="000000"/>
-                        </w:rPr>
-                      </w:pPr>
-                      <w:r>
-                        <w:rPr>
-                          <w:color w:val="000000"/>
-                        </w:rPr>
-                      </w:r>
-                    </w:p>
-                  </w:txbxContent>
-                </v:textbox>
-                <w10:wrap type="none"/>
-              </v:rect>
-            </w:pict>
-          </mc:Fallback>
-        </mc:AlternateContent>
-        <mc:AlternateContent>
-          <mc:Choice Requires="wps">
-            <w:drawing>
-              <wp:anchor distT="0" distB="28575" distL="0" distR="19050" simplePos="0" relativeHeight="151" behindDoc="0" locked="0" layoutInCell="1" allowOverlap="1">
-                <wp:simplePos x="0" y="0"/>
-                <wp:positionH relativeFrom="column">
-                  <wp:posOffset>5295900</wp:posOffset>
-                </wp:positionH>
-                <wp:positionV relativeFrom="paragraph">
-                  <wp:posOffset>-2306320</wp:posOffset>
-                </wp:positionV>
-                <wp:extent cx="1104900" cy="962025"/>
-                <wp:effectExtent l="3175" t="3175" r="3175" b="3175"/>
-                <wp:wrapNone/>
-                <wp:docPr id="15" name="Text Box 36"/>
-                <a:graphic xmlns:a="http://schemas.openxmlformats.org/drawingml/2006/main">
-                  <a:graphicData uri="http://schemas.microsoft.com/office/word/2010/wordprocessingShape">
-                    <wps:wsp>
-                      <wps:cNvSpPr/>
-                      <wps:spPr>
-                        <a:xfrm>
-                          <a:off x="0" y="0"/>
-                          <a:ext cx="1104840" cy="961920"/>
-                        </a:xfrm>
-                        <a:prstGeom prst="rect">
-                          <a:avLst/>
-                        </a:prstGeom>
-                        <a:solidFill>
-                          <a:schemeClr val="lt1"/>
-                        </a:solidFill>
-                        <a:ln w="6350">
-                          <a:solidFill>
-                            <a:srgbClr val="000000"/>
-                          </a:solidFill>
-                          <a:round/>
-                        </a:ln>
-                      </wps:spPr>
-                      <wps:style>
-                        <a:lnRef idx="0">
-                          <a:schemeClr val="accent1"/>
-                        </a:lnRef>
-                        <a:fillRef idx="0">
-                          <a:schemeClr val="accent1"/>
-                        </a:fillRef>
-                        <a:effectRef idx="0">
-                          <a:schemeClr val="accent1"/>
-                        </a:effectRef>
-                        <a:fontRef idx="minor"/>
-                      </wps:style>
-                      <wps:txbx>
-                        <w:txbxContent>
-                          <w:p>
-                            <w:pPr>
-                              <w:pStyle w:val="FrameContents"/>
-                              <w:rPr>
-                                <w:sz w:val="20"/>
-                                <w:szCs w:val="20"/>
-                              </w:rPr>
-                            </w:pPr>
-                            <w:r>
-                              <w:rPr>
-                                <w:color w:val="000000"/>
-                                <w:sz w:val="20"/>
-                                <w:szCs w:val="20"/>
-                              </w:rPr>
-                            </w:r>
-                          </w:p>
-                          <w:p>
-                            <w:pPr>
-                              <w:pStyle w:val="FrameContents"/>
-                              <w:rPr>
-                                <w:sz w:val="20"/>
-                                <w:szCs w:val="20"/>
-                              </w:rPr>
-                            </w:pPr>
-                            <w:r>
-                              <w:rPr>
-                                <w:color w:val="000000"/>
-                                <w:sz w:val="20"/>
-                                <w:szCs w:val="20"/>
-                              </w:rPr>
-                            </w:r>
-                          </w:p>
-                          <w:p>
-                            <w:pPr>
-                              <w:pStyle w:val="FrameContents"/>
-                              <w:spacing w:before="0" w:after="160"/>
-                              <w:jc w:val="center"/>
-                              <w:rPr>
-                                <w:sz w:val="28"/>
-                                <w:szCs w:val="28"/>
-                                <w:vertAlign w:val="subscript"/>
-                              </w:rPr>
-                            </w:pPr>
-                            <w:r>
-                              <w:rPr>
-                                <w:color w:val="000000"/>
-                                <w:sz w:val="28"/>
-                                <w:szCs w:val="28"/>
-                                <w:vertAlign w:val="subscript"/>
-                              </w:rPr>
-                              <w:t>Right Thumbmark</w:t>
-                            </w:r>
-                          </w:p>
-                        </w:txbxContent>
-                      </wps:txbx>
-                      <wps:bodyPr anchor="t">
-                        <a:noAutofit/>
-                      </wps:bodyPr>
-                    </wps:wsp>
-                  </a:graphicData>
-                </a:graphic>
-              </wp:anchor>
-            </w:drawing>
-          </mc:Choice>
-          <mc:Fallback>
-            <w:pict>
-              <v:rect id="shape_0" fillcolor="white" stroked="t" o:allowincell="f" style="position:absolute;margin-left:417pt;margin-top:-181.6pt;width:86.95pt;height:75.7pt;mso-wrap-style:square;v-text-anchor:top">
-                <v:fill o:detectmouseclick="t" type="solid" color2="black"/>
-                <v:stroke color="black" weight="6480" joinstyle="round" endcap="flat"/>
-                <v:textbox>
-                  <w:txbxContent>
-                    <w:p>
-                      <w:pPr>
-                        <w:pStyle w:val="FrameContents"/>
-                        <w:rPr>
-                          <w:sz w:val="20"/>
-                          <w:szCs w:val="20"/>
-                        </w:rPr>
-                      </w:pPr>
-                      <w:r>
-                        <w:rPr>
-                          <w:color w:val="000000"/>
-                          <w:sz w:val="20"/>
-                          <w:szCs w:val="20"/>
-                        </w:rPr>
-                      </w:r>
-                    </w:p>
-                    <w:p>
-                      <w:pPr>
-                        <w:pStyle w:val="FrameContents"/>
-                        <w:rPr>
-                          <w:sz w:val="20"/>
-                          <w:szCs w:val="20"/>
-                        </w:rPr>
-                      </w:pPr>
-                      <w:r>
-                        <w:rPr>
-                          <w:color w:val="000000"/>
-                          <w:sz w:val="20"/>
-                          <w:szCs w:val="20"/>
-                        </w:rPr>
-                      </w:r>
-                    </w:p>
-                    <w:p>
-                      <w:pPr>
-                        <w:pStyle w:val="FrameContents"/>
-                        <w:spacing w:before="0" w:after="160"/>
-                        <w:jc w:val="center"/>
-                        <w:rPr>
-                          <w:sz w:val="28"/>
-                          <w:szCs w:val="28"/>
-                          <w:vertAlign w:val="subscript"/>
-                        </w:rPr>
-                      </w:pPr>
-                      <w:r>
-                        <w:rPr>
-                          <w:color w:val="000000"/>
-                          <w:sz w:val="28"/>
-                          <w:szCs w:val="28"/>
-                          <w:vertAlign w:val="subscript"/>
-                        </w:rPr>
-                        <w:t>Right Thumbmark</w:t>
-                      </w:r>
-                    </w:p>
-                  </w:txbxContent>
-                </v:textbox>
-                <w10:wrap type="none"/>
-              </v:rect>
             </w:pict>
           </mc:Fallback>
         </mc:AlternateContent>
@@ -3310,6 +3216,7 @@
             <w:pPr>
               <w:pStyle w:val="Normal"/>
               <w:widowControl/>
+              <w:suppressAutoHyphens w:val="true"/>
               <w:spacing w:lineRule="auto" w:line="240" w:before="0" w:after="0"/>
               <w:jc w:val="start"/>
               <w:rPr>
@@ -3318,7 +3225,6 @@
             </w:pPr>
             <w:r>
               <w:rPr>
-                <w:kern w:val="0"/>
                 <w:sz w:val="28"/>
               </w:rPr>
             </w:r>
@@ -3327,6 +3233,7 @@
             <w:pPr>
               <w:pStyle w:val="Normal"/>
               <w:widowControl/>
+              <w:suppressAutoHyphens w:val="true"/>
               <w:spacing w:lineRule="auto" w:line="240" w:before="0" w:after="0"/>
               <w:jc w:val="center"/>
               <w:rPr>
@@ -3351,6 +3258,7 @@
             <w:pPr>
               <w:pStyle w:val="Normal"/>
               <w:widowControl/>
+              <w:suppressAutoHyphens w:val="true"/>
               <w:spacing w:lineRule="auto" w:line="240" w:before="0" w:after="0"/>
               <w:jc w:val="center"/>
               <w:rPr>
@@ -3365,7 +3273,6 @@
                 <w:rFonts w:ascii="Verdana" w:hAnsi="Verdana"/>
                 <w:b/>
                 <w:bCs/>
-                <w:kern w:val="0"/>
                 <w:sz w:val="28"/>
               </w:rPr>
             </w:r>
@@ -3374,6 +3281,7 @@
             <w:pPr>
               <w:pStyle w:val="Normal"/>
               <w:widowControl/>
+              <w:suppressAutoHyphens w:val="true"/>
               <w:spacing w:lineRule="auto" w:line="240" w:before="0" w:after="0"/>
               <w:jc w:val="center"/>
               <w:rPr>
@@ -3387,7 +3295,6 @@
                 <w:rFonts w:ascii="Verdana" w:hAnsi="Verdana"/>
                 <w:b/>
                 <w:bCs/>
-                <w:kern w:val="0"/>
               </w:rPr>
             </w:r>
           </w:p>
@@ -3395,6 +3302,7 @@
             <w:pPr>
               <w:pStyle w:val="Normal"/>
               <w:widowControl/>
+              <w:suppressAutoHyphens w:val="true"/>
               <w:spacing w:lineRule="auto" w:line="240" w:before="0" w:after="0"/>
               <w:jc w:val="center"/>
               <w:rPr>
@@ -3417,6 +3325,7 @@
             <w:pPr>
               <w:pStyle w:val="Normal"/>
               <w:widowControl/>
+              <w:suppressAutoHyphens w:val="true"/>
               <w:spacing w:lineRule="auto" w:line="240" w:before="0" w:after="0"/>
               <w:jc w:val="center"/>
               <w:rPr>
@@ -3433,6 +3342,7 @@
             <w:pPr>
               <w:pStyle w:val="Normal"/>
               <w:widowControl/>
+              <w:suppressAutoHyphens w:val="true"/>
               <w:spacing w:lineRule="auto" w:line="240" w:before="0" w:after="0"/>
               <w:jc w:val="center"/>
               <w:rPr>
@@ -3449,6 +3359,7 @@
             <w:pPr>
               <w:pStyle w:val="Normal"/>
               <w:widowControl/>
+              <w:suppressAutoHyphens w:val="true"/>
               <w:spacing w:lineRule="auto" w:line="240" w:before="0" w:after="0"/>
               <w:jc w:val="both"/>
               <w:rPr>
@@ -3466,6 +3377,7 @@
             <w:pPr>
               <w:pStyle w:val="Normal"/>
               <w:widowControl/>
+              <w:suppressAutoHyphens w:val="true"/>
               <w:spacing w:lineRule="auto" w:line="240" w:before="0" w:after="0"/>
               <w:jc w:val="both"/>
               <w:rPr>
@@ -3482,6 +3394,7 @@
             <w:pPr>
               <w:pStyle w:val="Normal"/>
               <w:widowControl/>
+              <w:suppressAutoHyphens w:val="true"/>
               <w:spacing w:lineRule="auto" w:line="240" w:before="0" w:after="0"/>
               <w:jc w:val="both"/>
               <w:rPr>
@@ -3505,6 +3418,7 @@
             <w:pPr>
               <w:pStyle w:val="Normal"/>
               <w:widowControl/>
+              <w:suppressAutoHyphens w:val="true"/>
               <w:spacing w:lineRule="auto" w:line="240" w:before="0" w:after="0"/>
               <w:jc w:val="center"/>
               <w:rPr>
@@ -3518,7 +3432,7 @@
               <mc:AlternateContent>
                 <mc:Choice Requires="wps">
                   <w:drawing>
-                    <wp:anchor distT="0" distB="19050" distL="0" distR="28575" simplePos="0" relativeHeight="116" behindDoc="0" locked="0" layoutInCell="1" allowOverlap="1">
+                    <wp:anchor distT="6350" distB="6350" distL="6985" distR="5715" simplePos="0" relativeHeight="117" behindDoc="0" locked="0" layoutInCell="1" allowOverlap="1">
                       <wp:simplePos x="0" y="0"/>
                       <wp:positionH relativeFrom="column">
                         <wp:posOffset>5273675</wp:posOffset>
@@ -3583,7 +3497,7 @@
               <mc:AlternateContent>
                 <mc:Choice Requires="wps">
                   <w:drawing>
-                    <wp:anchor distT="0" distB="0" distL="0" distR="0" simplePos="0" relativeHeight="118" behindDoc="0" locked="0" layoutInCell="1" allowOverlap="1">
+                    <wp:anchor distT="0" distB="0" distL="0" distR="0" simplePos="0" relativeHeight="119" behindDoc="0" locked="0" layoutInCell="1" allowOverlap="1">
                       <wp:simplePos x="0" y="0"/>
                       <wp:positionH relativeFrom="column">
                         <wp:posOffset>1657350</wp:posOffset>
@@ -3622,7 +3536,7 @@
                               <w:txbxContent>
                                 <w:p>
                                   <w:pPr>
-                                    <w:pStyle w:val="FrameContents"/>
+                                    <w:pStyle w:val="FrameContentsuser"/>
                                     <w:spacing w:before="0" w:after="160"/>
                                     <w:rPr>
                                       <w:rFonts w:ascii="Arial Black" w:hAnsi="Arial Black" w:cs="Arial"/>
@@ -3637,6 +3551,7 @@
                                       <w:rFonts w:cs="Arial" w:ascii="Arial Black" w:hAnsi="Arial Black"/>
                                       <w:b/>
                                       <w:bCs/>
+                                      <w:color w:val="000000"/>
                                       <w:sz w:val="24"/>
                                       <w:szCs w:val="24"/>
                                     </w:rPr>
@@ -3647,6 +3562,7 @@
                                       <w:rFonts w:cs="Arial" w:ascii="Arial Black" w:hAnsi="Arial Black"/>
                                       <w:b/>
                                       <w:bCs/>
+                                      <w:color w:val="000000"/>
                                       <w:sz w:val="24"/>
                                       <w:szCs w:val="24"/>
                                     </w:rPr>
@@ -3673,7 +3589,7 @@
                         <w:txbxContent>
                           <w:p>
                             <w:pPr>
-                              <w:pStyle w:val="FrameContents"/>
+                              <w:pStyle w:val="FrameContentsuser"/>
                               <w:spacing w:before="0" w:after="160"/>
                               <w:rPr>
                                 <w:rFonts w:ascii="Arial Black" w:hAnsi="Arial Black" w:cs="Arial"/>
@@ -3688,6 +3604,7 @@
                                 <w:rFonts w:cs="Arial" w:ascii="Arial Black" w:hAnsi="Arial Black"/>
                                 <w:b/>
                                 <w:bCs/>
+                                <w:color w:val="000000"/>
                                 <w:sz w:val="24"/>
                                 <w:szCs w:val="24"/>
                               </w:rPr>
@@ -3698,6 +3615,7 @@
                                 <w:rFonts w:cs="Arial" w:ascii="Arial Black" w:hAnsi="Arial Black"/>
                                 <w:b/>
                                 <w:bCs/>
+                                <w:color w:val="000000"/>
                                 <w:sz w:val="24"/>
                                 <w:szCs w:val="24"/>
                               </w:rPr>
@@ -3717,6 +3635,7 @@
             <w:pPr>
               <w:pStyle w:val="Normal"/>
               <w:widowControl/>
+              <w:suppressAutoHyphens w:val="true"/>
               <w:spacing w:lineRule="auto" w:line="240" w:before="0" w:after="0"/>
               <w:jc w:val="center"/>
               <w:rPr>
@@ -3734,6 +3653,7 @@
             <w:pPr>
               <w:pStyle w:val="Normal"/>
               <w:widowControl/>
+              <w:suppressAutoHyphens w:val="true"/>
               <w:spacing w:lineRule="auto" w:line="240" w:before="0" w:after="0"/>
               <w:jc w:val="center"/>
               <w:rPr>
@@ -3751,6 +3671,7 @@
             <w:pPr>
               <w:pStyle w:val="Normal"/>
               <w:widowControl/>
+              <w:suppressAutoHyphens w:val="true"/>
               <w:spacing w:lineRule="auto" w:line="240" w:before="0" w:after="0"/>
               <w:jc w:val="center"/>
               <w:rPr>
@@ -3764,7 +3685,7 @@
               <mc:AlternateContent>
                 <mc:Choice Requires="wps">
                   <w:drawing>
-                    <wp:anchor distT="0" distB="6985" distL="0" distR="0" simplePos="0" relativeHeight="120" behindDoc="0" locked="0" layoutInCell="1" allowOverlap="1">
+                    <wp:anchor distT="0" distB="6985" distL="0" distR="0" simplePos="0" relativeHeight="121" behindDoc="0" locked="0" layoutInCell="1" allowOverlap="1">
                       <wp:simplePos x="0" y="0"/>
                       <wp:positionH relativeFrom="column">
                         <wp:posOffset>142240</wp:posOffset>
@@ -3803,7 +3724,7 @@
                               <w:txbxContent>
                                 <w:p>
                                   <w:pPr>
-                                    <w:pStyle w:val="FrameContents"/>
+                                    <w:pStyle w:val="FrameContentsuser"/>
                                     <w:jc w:val="center"/>
                                     <w:rPr>
                                       <w:b/>
@@ -3816,6 +3737,7 @@
                                     <w:rPr>
                                       <w:b/>
                                       <w:bCs/>
+                                      <w:color w:val="000000"/>
                                       <w:sz w:val="24"/>
                                       <w:szCs w:val="24"/>
                                     </w:rPr>
@@ -3825,6 +3747,7 @@
                                     <w:rPr>
                                       <w:b/>
                                       <w:bCs/>
+                                      <w:color w:val="000000"/>
                                       <w:sz w:val="24"/>
                                       <w:szCs w:val="24"/>
                                     </w:rPr>
@@ -3833,7 +3756,7 @@
                                 </w:p>
                                 <w:p>
                                   <w:pPr>
-                                    <w:pStyle w:val="FrameContents"/>
+                                    <w:pStyle w:val="FrameContentsuser"/>
                                     <w:spacing w:before="0" w:after="160"/>
                                     <w:jc w:val="center"/>
                                     <w:rPr>
@@ -3842,7 +3765,9 @@
                                     </w:rPr>
                                   </w:pPr>
                                   <w:r>
-                                    <w:rPr/>
+                                    <w:rPr>
+                                      <w:color w:val="000000"/>
+                                    </w:rPr>
                                   </w:r>
                                 </w:p>
                               </w:txbxContent>
@@ -3865,7 +3790,7 @@
                         <w:txbxContent>
                           <w:p>
                             <w:pPr>
-                              <w:pStyle w:val="FrameContents"/>
+                              <w:pStyle w:val="FrameContentsuser"/>
                               <w:jc w:val="center"/>
                               <w:rPr>
                                 <w:b/>
@@ -3878,6 +3803,7 @@
                               <w:rPr>
                                 <w:b/>
                                 <w:bCs/>
+                                <w:color w:val="000000"/>
                                 <w:sz w:val="24"/>
                                 <w:szCs w:val="24"/>
                               </w:rPr>
@@ -3887,6 +3813,7 @@
                               <w:rPr>
                                 <w:b/>
                                 <w:bCs/>
+                                <w:color w:val="000000"/>
                                 <w:sz w:val="24"/>
                                 <w:szCs w:val="24"/>
                               </w:rPr>
@@ -3895,7 +3822,7 @@
                           </w:p>
                           <w:p>
                             <w:pPr>
-                              <w:pStyle w:val="FrameContents"/>
+                              <w:pStyle w:val="FrameContentsuser"/>
                               <w:spacing w:before="0" w:after="160"/>
                               <w:jc w:val="center"/>
                               <w:rPr>
@@ -3904,7 +3831,9 @@
                               </w:rPr>
                             </w:pPr>
                             <w:r>
-                              <w:rPr/>
+                              <w:rPr>
+                                <w:color w:val="000000"/>
+                              </w:rPr>
                             </w:r>
                           </w:p>
                         </w:txbxContent>
@@ -3920,6 +3849,7 @@
             <w:pPr>
               <w:pStyle w:val="Normal"/>
               <w:widowControl/>
+              <w:suppressAutoHyphens w:val="true"/>
               <w:spacing w:lineRule="auto" w:line="240" w:before="0" w:after="0"/>
               <w:jc w:val="center"/>
               <w:rPr>
@@ -3937,6 +3867,7 @@
             <w:pPr>
               <w:pStyle w:val="Normal"/>
               <w:widowControl/>
+              <w:suppressAutoHyphens w:val="true"/>
               <w:spacing w:lineRule="auto" w:line="240" w:before="0" w:after="0"/>
               <w:jc w:val="center"/>
               <w:rPr>
@@ -3954,6 +3885,7 @@
             <w:pPr>
               <w:pStyle w:val="Normal"/>
               <w:widowControl/>
+              <w:suppressAutoHyphens w:val="true"/>
               <w:spacing w:lineRule="auto" w:line="240" w:before="0" w:after="0"/>
               <w:jc w:val="both"/>
               <w:rPr>
@@ -3967,7 +3899,7 @@
               <mc:AlternateContent>
                 <mc:Choice Requires="wps">
                   <w:drawing>
-                    <wp:anchor distT="0" distB="0" distL="0" distR="0" simplePos="0" relativeHeight="122" behindDoc="0" locked="0" layoutInCell="1" allowOverlap="1">
+                    <wp:anchor distT="0" distB="0" distL="0" distR="0" simplePos="0" relativeHeight="123" behindDoc="0" locked="0" layoutInCell="1" allowOverlap="1">
                       <wp:simplePos x="0" y="0"/>
                       <wp:positionH relativeFrom="column">
                         <wp:posOffset>1209040</wp:posOffset>
@@ -4006,7 +3938,7 @@
                               <w:txbxContent>
                                 <w:p>
                                   <w:pPr>
-                                    <w:pStyle w:val="FrameContents"/>
+                                    <w:pStyle w:val="FrameContentsuser"/>
                                     <w:spacing w:before="0" w:after="160"/>
                                     <w:rPr>
                                       <w:b/>
@@ -4019,6 +3951,7 @@
                                     <w:rPr>
                                       <w:b/>
                                       <w:bCs/>
+                                      <w:color w:val="000000"/>
                                       <w:sz w:val="24"/>
                                       <w:szCs w:val="24"/>
                                     </w:rPr>
@@ -4045,7 +3978,7 @@
                         <w:txbxContent>
                           <w:p>
                             <w:pPr>
-                              <w:pStyle w:val="FrameContents"/>
+                              <w:pStyle w:val="FrameContentsuser"/>
                               <w:spacing w:before="0" w:after="160"/>
                               <w:rPr>
                                 <w:b/>
@@ -4058,6 +3991,7 @@
                               <w:rPr>
                                 <w:b/>
                                 <w:bCs/>
+                                <w:color w:val="000000"/>
                                 <w:sz w:val="24"/>
                                 <w:szCs w:val="24"/>
                               </w:rPr>
@@ -4074,7 +4008,7 @@
               <mc:AlternateContent>
                 <mc:Choice Requires="wps">
                   <w:drawing>
-                    <wp:anchor distT="0" distB="1270" distL="0" distR="0" simplePos="0" relativeHeight="124" behindDoc="0" locked="0" layoutInCell="1" allowOverlap="1">
+                    <wp:anchor distT="0" distB="1270" distL="0" distR="0" simplePos="0" relativeHeight="125" behindDoc="0" locked="0" layoutInCell="1" allowOverlap="1">
                       <wp:simplePos x="0" y="0"/>
                       <wp:positionH relativeFrom="column">
                         <wp:posOffset>2562225</wp:posOffset>
@@ -4113,7 +4047,7 @@
                               <w:txbxContent>
                                 <w:p>
                                   <w:pPr>
-                                    <w:pStyle w:val="FrameContents"/>
+                                    <w:pStyle w:val="FrameContentsuser"/>
                                     <w:spacing w:before="0" w:after="160"/>
                                     <w:jc w:val="both"/>
                                     <w:rPr>
@@ -4127,6 +4061,7 @@
                                     <w:rPr>
                                       <w:b/>
                                       <w:bCs/>
+                                      <w:color w:val="000000"/>
                                     </w:rPr>
                                     <w:t xml:space="preserve"> </w:t>
                                   </w:r>
@@ -4134,6 +4069,7 @@
                                     <w:rPr>
                                       <w:b/>
                                       <w:bCs/>
+                                      <w:color w:val="000000"/>
                                       <w:sz w:val="24"/>
                                       <w:szCs w:val="24"/>
                                     </w:rPr>
@@ -4160,7 +4096,7 @@
                         <w:txbxContent>
                           <w:p>
                             <w:pPr>
-                              <w:pStyle w:val="FrameContents"/>
+                              <w:pStyle w:val="FrameContentsuser"/>
                               <w:spacing w:before="0" w:after="160"/>
                               <w:jc w:val="both"/>
                               <w:rPr>
@@ -4174,6 +4110,7 @@
                               <w:rPr>
                                 <w:b/>
                                 <w:bCs/>
+                                <w:color w:val="000000"/>
                               </w:rPr>
                               <w:t xml:space="preserve"> </w:t>
                             </w:r>
@@ -4181,6 +4118,7 @@
                               <w:rPr>
                                 <w:b/>
                                 <w:bCs/>
+                                <w:color w:val="000000"/>
                                 <w:sz w:val="24"/>
                                 <w:szCs w:val="24"/>
                               </w:rPr>
@@ -4200,6 +4138,7 @@
             <w:pPr>
               <w:pStyle w:val="Normal"/>
               <w:widowControl/>
+              <w:suppressAutoHyphens w:val="true"/>
               <w:spacing w:lineRule="auto" w:line="240" w:before="0" w:after="0"/>
               <w:jc w:val="center"/>
               <w:rPr>
@@ -4217,6 +4156,7 @@
             <w:pPr>
               <w:pStyle w:val="Normal"/>
               <w:widowControl/>
+              <w:suppressAutoHyphens w:val="true"/>
               <w:spacing w:lineRule="auto" w:line="240" w:before="0" w:after="0"/>
               <w:jc w:val="both"/>
               <w:rPr>
@@ -4240,6 +4180,7 @@
             <w:pPr>
               <w:pStyle w:val="Normal"/>
               <w:widowControl/>
+              <w:suppressAutoHyphens w:val="true"/>
               <w:spacing w:lineRule="auto" w:line="240" w:before="0" w:after="0"/>
               <w:jc w:val="both"/>
               <w:rPr>
@@ -4263,6 +4204,7 @@
             <w:pPr>
               <w:pStyle w:val="Normal"/>
               <w:widowControl/>
+              <w:suppressAutoHyphens w:val="true"/>
               <w:spacing w:lineRule="auto" w:line="240" w:before="0" w:after="0"/>
               <w:jc w:val="both"/>
               <w:rPr>
@@ -4279,6 +4221,7 @@
             <w:pPr>
               <w:pStyle w:val="Normal"/>
               <w:widowControl/>
+              <w:suppressAutoHyphens w:val="true"/>
               <w:spacing w:lineRule="auto" w:line="240" w:before="0" w:after="0"/>
               <w:jc w:val="both"/>
               <w:rPr>
@@ -4302,6 +4245,7 @@
             <w:pPr>
               <w:pStyle w:val="Normal"/>
               <w:widowControl/>
+              <w:suppressAutoHyphens w:val="true"/>
               <w:spacing w:lineRule="auto" w:line="240" w:before="0" w:after="0"/>
               <w:jc w:val="both"/>
               <w:rPr>
@@ -4318,6 +4262,7 @@
             <w:pPr>
               <w:pStyle w:val="Normal"/>
               <w:widowControl/>
+              <w:suppressAutoHyphens w:val="true"/>
               <w:spacing w:lineRule="auto" w:line="240" w:before="0" w:after="0"/>
               <w:jc w:val="both"/>
               <w:rPr>
@@ -4363,6 +4308,7 @@
             <w:pPr>
               <w:pStyle w:val="Normal"/>
               <w:widowControl/>
+              <w:suppressAutoHyphens w:val="true"/>
               <w:spacing w:lineRule="auto" w:line="240" w:before="0" w:after="0"/>
               <w:jc w:val="both"/>
               <w:rPr>
@@ -4379,6 +4325,7 @@
             <w:pPr>
               <w:pStyle w:val="Normal"/>
               <w:widowControl/>
+              <w:suppressAutoHyphens w:val="true"/>
               <w:spacing w:lineRule="auto" w:line="240" w:before="0" w:after="0"/>
               <w:jc w:val="both"/>
               <w:rPr>
@@ -4395,6 +4342,7 @@
             <w:pPr>
               <w:pStyle w:val="Normal"/>
               <w:widowControl/>
+              <w:suppressAutoHyphens w:val="true"/>
               <w:spacing w:lineRule="auto" w:line="240" w:before="0" w:after="0"/>
               <w:jc w:val="both"/>
               <w:rPr>
@@ -4406,7 +4354,7 @@
               <mc:AlternateContent>
                 <mc:Choice Requires="wps">
                   <w:drawing>
-                    <wp:anchor distT="0" distB="19050" distL="0" distR="28575" simplePos="0" relativeHeight="117" behindDoc="0" locked="0" layoutInCell="1" allowOverlap="1">
+                    <wp:anchor distT="6350" distB="6350" distL="6985" distR="5715" simplePos="0" relativeHeight="118" behindDoc="0" locked="0" layoutInCell="1" allowOverlap="1">
                       <wp:simplePos x="0" y="0"/>
                       <wp:positionH relativeFrom="column">
                         <wp:posOffset>5045710</wp:posOffset>
@@ -4482,6 +4430,7 @@
             <w:pPr>
               <w:pStyle w:val="Normal"/>
               <w:widowControl/>
+              <w:suppressAutoHyphens w:val="true"/>
               <w:spacing w:lineRule="auto" w:line="240" w:before="0" w:after="0"/>
               <w:jc w:val="both"/>
               <w:rPr>
@@ -4493,7 +4442,7 @@
               <mc:AlternateContent>
                 <mc:Choice Requires="wps">
                   <w:drawing>
-                    <wp:anchor distT="0" distB="0" distL="0" distR="0" simplePos="0" relativeHeight="126" behindDoc="0" locked="0" layoutInCell="1" allowOverlap="1">
+                    <wp:anchor distT="0" distB="0" distL="0" distR="0" simplePos="0" relativeHeight="127" behindDoc="0" locked="0" layoutInCell="1" allowOverlap="1">
                       <wp:simplePos x="0" y="0"/>
                       <wp:positionH relativeFrom="column">
                         <wp:posOffset>467995</wp:posOffset>
@@ -4532,7 +4481,7 @@
                               <w:txbxContent>
                                 <w:p>
                                   <w:pPr>
-                                    <w:pStyle w:val="FrameContents"/>
+                                    <w:pStyle w:val="FrameContentsuser"/>
                                     <w:rPr>
                                       <w:b/>
                                       <w:bCs/>
@@ -4543,6 +4492,7 @@
                                     <w:rPr>
                                       <w:b/>
                                       <w:bCs/>
+                                      <w:color w:val="000000"/>
                                       <w:sz w:val="18"/>
                                     </w:rPr>
                                     <w:t xml:space="preserve">   </w:t>
@@ -4551,6 +4501,7 @@
                                     <w:rPr>
                                       <w:b/>
                                       <w:bCs/>
+                                      <w:color w:val="000000"/>
                                       <w:sz w:val="18"/>
                                     </w:rPr>
                                     <w:t>FOR EMPLOYMENT</w:t>
@@ -4558,7 +4509,7 @@
                                 </w:p>
                                 <w:p>
                                   <w:pPr>
-                                    <w:pStyle w:val="FrameContents"/>
+                                    <w:pStyle w:val="FrameContentsuser"/>
                                     <w:rPr>
                                       <w:b/>
                                       <w:bCs/>
@@ -4569,13 +4520,14 @@
                                     <w:rPr>
                                       <w:b/>
                                       <w:bCs/>
+                                      <w:color w:val="000000"/>
                                       <w:sz w:val="16"/>
                                     </w:rPr>
                                   </w:r>
                                 </w:p>
                                 <w:p>
                                   <w:pPr>
-                                    <w:pStyle w:val="FrameContents"/>
+                                    <w:pStyle w:val="FrameContentsuser"/>
                                     <w:rPr>
                                       <w:b/>
                                       <w:bCs/>
@@ -4585,12 +4537,13 @@
                                     <w:rPr>
                                       <w:b/>
                                       <w:bCs/>
+                                      <w:color w:val="000000"/>
                                     </w:rPr>
                                   </w:r>
                                 </w:p>
                                 <w:p>
                                   <w:pPr>
-                                    <w:pStyle w:val="FrameContents"/>
+                                    <w:pStyle w:val="FrameContentsuser"/>
                                     <w:spacing w:before="0" w:after="160"/>
                                     <w:rPr>
                                       <w:b/>
@@ -4601,6 +4554,7 @@
                                     <w:rPr>
                                       <w:b/>
                                       <w:bCs/>
+                                      <w:color w:val="000000"/>
                                     </w:rPr>
                                     <w:br/>
                                     <w:t>Le</w:t>
@@ -4626,7 +4580,7 @@
                         <w:txbxContent>
                           <w:p>
                             <w:pPr>
-                              <w:pStyle w:val="FrameContents"/>
+                              <w:pStyle w:val="FrameContentsuser"/>
                               <w:rPr>
                                 <w:b/>
                                 <w:bCs/>
@@ -4637,6 +4591,7 @@
                               <w:rPr>
                                 <w:b/>
                                 <w:bCs/>
+                                <w:color w:val="000000"/>
                                 <w:sz w:val="18"/>
                               </w:rPr>
                               <w:t xml:space="preserve">   </w:t>
@@ -4645,6 +4600,7 @@
                               <w:rPr>
                                 <w:b/>
                                 <w:bCs/>
+                                <w:color w:val="000000"/>
                                 <w:sz w:val="18"/>
                               </w:rPr>
                               <w:t>FOR EMPLOYMENT</w:t>
@@ -4652,7 +4608,7 @@
                           </w:p>
                           <w:p>
                             <w:pPr>
-                              <w:pStyle w:val="FrameContents"/>
+                              <w:pStyle w:val="FrameContentsuser"/>
                               <w:rPr>
                                 <w:b/>
                                 <w:bCs/>
@@ -4663,13 +4619,14 @@
                               <w:rPr>
                                 <w:b/>
                                 <w:bCs/>
+                                <w:color w:val="000000"/>
                                 <w:sz w:val="16"/>
                               </w:rPr>
                             </w:r>
                           </w:p>
                           <w:p>
                             <w:pPr>
-                              <w:pStyle w:val="FrameContents"/>
+                              <w:pStyle w:val="FrameContentsuser"/>
                               <w:rPr>
                                 <w:b/>
                                 <w:bCs/>
@@ -4679,12 +4636,13 @@
                               <w:rPr>
                                 <w:b/>
                                 <w:bCs/>
+                                <w:color w:val="000000"/>
                               </w:rPr>
                             </w:r>
                           </w:p>
                           <w:p>
                             <w:pPr>
-                              <w:pStyle w:val="FrameContents"/>
+                              <w:pStyle w:val="FrameContentsuser"/>
                               <w:spacing w:before="0" w:after="160"/>
                               <w:rPr>
                                 <w:b/>
@@ -4695,6 +4653,7 @@
                               <w:rPr>
                                 <w:b/>
                                 <w:bCs/>
+                                <w:color w:val="000000"/>
                               </w:rPr>
                               <w:br/>
                               <w:t>Le</w:t>
@@ -4725,6 +4684,7 @@
                 <w:tab w:val="clear" w:pos="720"/>
                 <w:tab w:val="left" w:pos="5460" w:leader="none"/>
               </w:tabs>
+              <w:suppressAutoHyphens w:val="true"/>
               <w:spacing w:lineRule="auto" w:line="240" w:before="0" w:after="0"/>
               <w:jc w:val="both"/>
               <w:rPr>
@@ -4761,6 +4721,7 @@
                 <w:tab w:val="clear" w:pos="720"/>
                 <w:tab w:val="left" w:pos="5460" w:leader="none"/>
               </w:tabs>
+              <w:suppressAutoHyphens w:val="true"/>
               <w:spacing w:lineRule="auto" w:line="240" w:before="0" w:after="0"/>
               <w:jc w:val="both"/>
               <w:rPr>
@@ -4785,6 +4746,7 @@
                 <w:tab w:val="clear" w:pos="720"/>
                 <w:tab w:val="left" w:pos="5715" w:leader="none"/>
               </w:tabs>
+              <w:suppressAutoHyphens w:val="true"/>
               <w:spacing w:lineRule="auto" w:line="240" w:before="0" w:after="0"/>
               <w:jc w:val="both"/>
               <w:rPr>
@@ -4805,6 +4767,7 @@
             <w:pPr>
               <w:pStyle w:val="Normal"/>
               <w:widowControl/>
+              <w:suppressAutoHyphens w:val="true"/>
               <w:spacing w:lineRule="auto" w:line="240" w:before="0" w:after="0"/>
               <w:jc w:val="both"/>
               <w:rPr>
@@ -4829,6 +4792,7 @@
                 <w:tab w:val="clear" w:pos="720"/>
                 <w:tab w:val="left" w:pos="4751" w:leader="none"/>
               </w:tabs>
+              <w:suppressAutoHyphens w:val="true"/>
               <w:spacing w:lineRule="auto" w:line="240" w:before="0" w:after="0"/>
               <w:jc w:val="both"/>
               <w:rPr>
@@ -4849,6 +4813,7 @@
                 <w:tab w:val="clear" w:pos="720"/>
                 <w:tab w:val="left" w:pos="4751" w:leader="none"/>
               </w:tabs>
+              <w:suppressAutoHyphens w:val="true"/>
               <w:spacing w:lineRule="auto" w:line="240" w:before="0" w:after="0"/>
               <w:jc w:val="both"/>
               <w:rPr>
@@ -4869,6 +4834,7 @@
                 <w:tab w:val="clear" w:pos="720"/>
                 <w:tab w:val="left" w:pos="4751" w:leader="none"/>
               </w:tabs>
+              <w:suppressAutoHyphens w:val="true"/>
               <w:spacing w:lineRule="auto" w:line="240" w:before="0" w:after="0"/>
               <w:jc w:val="center"/>
               <w:rPr>
@@ -4889,6 +4855,7 @@
                 <w:tab w:val="clear" w:pos="720"/>
                 <w:tab w:val="left" w:pos="4751" w:leader="none"/>
               </w:tabs>
+              <w:suppressAutoHyphens w:val="true"/>
               <w:spacing w:lineRule="auto" w:line="240" w:before="0" w:after="0"/>
               <w:jc w:val="center"/>
               <w:rPr>
@@ -4897,7 +4864,7 @@
             </w:pPr>
             <w:r>
               <w:rPr>
-                <w:kern w:val="0"/>
+                <w:b/>
               </w:rPr>
             </w:r>
           </w:p>
@@ -4905,6 +4872,7 @@
             <w:pPr>
               <w:pStyle w:val="NoSpacing"/>
               <w:widowControl/>
+              <w:suppressAutoHyphens w:val="true"/>
               <w:spacing w:before="0" w:after="0"/>
               <w:jc w:val="center"/>
               <w:rPr>
@@ -4917,7 +4885,6 @@
               <w:rPr>
                 <w:b/>
                 <w:bCs/>
-                <w:kern w:val="0"/>
                 <w:sz w:val="28"/>
               </w:rPr>
             </w:r>
@@ -4926,6 +4893,7 @@
             <w:pPr>
               <w:pStyle w:val="NoSpacing"/>
               <w:widowControl/>
+              <w:suppressAutoHyphens w:val="true"/>
               <w:spacing w:before="0" w:after="0"/>
               <w:jc w:val="center"/>
               <w:rPr>
@@ -4963,6 +4931,7 @@
             <w:pPr>
               <w:pStyle w:val="NoSpacing"/>
               <w:widowControl/>
+              <w:suppressAutoHyphens w:val="true"/>
               <w:spacing w:before="0" w:after="0"/>
               <w:jc w:val="center"/>
               <w:rPr>
@@ -4983,6 +4952,7 @@
             <w:pPr>
               <w:pStyle w:val="NoSpacing"/>
               <w:widowControl/>
+              <w:suppressAutoHyphens w:val="true"/>
               <w:spacing w:before="0" w:after="0"/>
               <w:jc w:val="center"/>
               <w:rPr>
@@ -4993,7 +4963,6 @@
             <w:r>
               <w:rPr>
                 <w:rFonts w:ascii="Verdana" w:hAnsi="Verdana"/>
-                <w:kern w:val="0"/>
                 <w:sz w:val="20"/>
               </w:rPr>
             </w:r>
@@ -5006,6 +4975,7 @@
                 <w:tab w:val="clear" w:pos="720"/>
                 <w:tab w:val="left" w:pos="5423" w:leader="none"/>
               </w:tabs>
+              <w:suppressAutoHyphens w:val="true"/>
               <w:spacing w:lineRule="auto" w:line="240" w:before="0" w:after="0"/>
               <w:jc w:val="start"/>
               <w:rPr>
@@ -5126,7 +5096,7 @@
                       <w:txbxContent>
                         <w:p>
                           <w:pPr>
-                            <w:pStyle w:val="FrameContents"/>
+                            <w:pStyle w:val="FrameContentsuser"/>
                             <w:spacing w:before="0" w:after="160"/>
                             <w:jc w:val="center"/>
                             <w:rPr>
@@ -5144,6 +5114,7 @@
                               <w:b/>
                               <w:i/>
                               <w:iCs/>
+                              <w:color w:val="000000"/>
                               <w:sz w:val="12"/>
                               <w:szCs w:val="12"/>
                             </w:rPr>
@@ -5170,7 +5141,7 @@
                 <w:txbxContent>
                   <w:p>
                     <w:pPr>
-                      <w:pStyle w:val="FrameContents"/>
+                      <w:pStyle w:val="FrameContentsuser"/>
                       <w:spacing w:before="0" w:after="160"/>
                       <w:jc w:val="center"/>
                       <w:rPr>
@@ -5188,6 +5159,7 @@
                         <w:b/>
                         <w:i/>
                         <w:iCs/>
+                        <w:color w:val="000000"/>
                         <w:sz w:val="12"/>
                         <w:szCs w:val="12"/>
                       </w:rPr>
@@ -5260,7 +5232,7 @@
                       <w:txbxContent>
                         <w:p>
                           <w:pPr>
-                            <w:pStyle w:val="FrameContents"/>
+                            <w:pStyle w:val="FrameContentsuser"/>
                             <w:spacing w:before="0" w:after="160"/>
                             <w:jc w:val="center"/>
                             <w:rPr>
@@ -5278,6 +5250,7 @@
                               <w:b/>
                               <w:i/>
                               <w:iCs/>
+                              <w:color w:val="000000"/>
                               <w:sz w:val="12"/>
                               <w:szCs w:val="12"/>
                             </w:rPr>
@@ -5304,7 +5277,7 @@
                 <w:txbxContent>
                   <w:p>
                     <w:pPr>
-                      <w:pStyle w:val="FrameContents"/>
+                      <w:pStyle w:val="FrameContentsuser"/>
                       <w:spacing w:before="0" w:after="160"/>
                       <w:jc w:val="center"/>
                       <w:rPr>
@@ -5322,6 +5295,7 @@
                         <w:b/>
                         <w:i/>
                         <w:iCs/>
+                        <w:color w:val="000000"/>
                         <w:sz w:val="12"/>
                         <w:szCs w:val="12"/>
                       </w:rPr>
@@ -5751,6 +5725,7 @@
     <w:qFormat/>
     <w:pPr>
       <w:widowControl/>
+      <w:suppressAutoHyphens w:val="true"/>
       <w:bidi w:val="0"/>
       <w:spacing w:lineRule="auto" w:line="259" w:before="0" w:after="160"/>
       <w:jc w:val="start"/>
@@ -5933,6 +5908,7 @@
     <w:qFormat/>
     <w:pPr>
       <w:widowControl/>
+      <w:suppressAutoHyphens w:val="true"/>
       <w:bidi w:val="0"/>
       <w:spacing w:lineRule="auto" w:line="240" w:before="0" w:after="0"/>
       <w:jc w:val="start"/>
@@ -5945,6 +5921,13 @@
       <w:szCs w:val="22"/>
       <w:lang w:val="en-US" w:eastAsia="en-US" w:bidi="ar-SA"/>
     </w:rPr>
+  </w:style>
+  <w:style w:type="paragraph" w:styleId="FrameContentsuser">
+    <w:name w:val="Frame Contents (user)"/>
+    <w:basedOn w:val="Normal"/>
+    <w:qFormat/>
+    <w:pPr/>
+    <w:rPr/>
   </w:style>
   <w:style w:type="paragraph" w:styleId="FrameContents">
     <w:name w:val="Frame Contents"/>
